--- a/00-首页/题组Word/第一轮·竞赛教材版/第一轮原理·2-溶液与相平衡（学生版）.docx
+++ b/00-首页/题组Word/第一轮·竞赛教材版/第一轮原理·2-溶液与相平衡（学生版）.docx
@@ -808,14 +808,14 @@
         </w:rPr>
         <w:drawing>
           <wp:inline>
-            <wp:extent cx="3240000" cy="4584609"/>
+            <wp:extent cx="3600000" cy="1901886"/>
             <wp:effectExtent b="0" l="0" r="0" t="0"/>
             <wp:docPr descr="" title="" id="11" name="Picture"/>
             <a:graphic>
               <a:graphicData uri="http://schemas.openxmlformats.org/drawingml/2006/picture">
                 <pic:pic>
                   <pic:nvPicPr>
-                    <pic:cNvPr descr="06-外部资料导入/真题/省预赛/images/2021-浙江预赛_p04.png" id="12" name="Picture"/>
+                    <pic:cNvPr descr="16ca2f5ca438e661.png" id="12" name="Picture"/>
                     <pic:cNvPicPr>
                       <a:picLocks noChangeArrowheads="1" noChangeAspect="1"/>
                     </pic:cNvPicPr>
@@ -829,7 +829,7 @@
                   <pic:spPr bwMode="auto">
                     <a:xfrm>
                       <a:off x="0" y="0"/>
-                      <a:ext cx="3240000" cy="4584609"/>
+                      <a:ext cx="3600000" cy="1901886"/>
                     </a:xfrm>
                     <a:prstGeom prst="rect">
                       <a:avLst/>

--- a/00-首页/题组Word/第一轮·竞赛教材版/第一轮原理·2-溶液与相平衡（学生版）.docx
+++ b/00-首页/题组Word/第一轮·竞赛教材版/第一轮原理·2-溶液与相平衡（学生版）.docx
@@ -625,6 +625,46 @@
     </w:p>
     <w:p>
       <w:pPr>
+        <w:spacing w:before="0" w:after="0"/>
+      </w:pPr>
+    </w:p>
+    <w:p>
+      <w:pPr>
+        <w:spacing w:before="0" w:after="0"/>
+      </w:pPr>
+    </w:p>
+    <w:p>
+      <w:pPr>
+        <w:spacing w:before="0" w:after="0"/>
+      </w:pPr>
+    </w:p>
+    <w:p>
+      <w:pPr>
+        <w:spacing w:before="0" w:after="0"/>
+      </w:pPr>
+    </w:p>
+    <w:p>
+      <w:pPr>
+        <w:spacing w:before="0" w:after="0"/>
+      </w:pPr>
+    </w:p>
+    <w:p>
+      <w:pPr>
+        <w:spacing w:before="0" w:after="0"/>
+      </w:pPr>
+    </w:p>
+    <w:p>
+      <w:pPr>
+        <w:spacing w:before="0" w:after="0"/>
+      </w:pPr>
+    </w:p>
+    <w:p>
+      <w:pPr>
+        <w:spacing w:before="0" w:after="0"/>
+      </w:pPr>
+    </w:p>
+    <w:p>
+      <w:pPr>
         <w:spacing w:before="160" w:after="80"/>
       </w:pPr>
       <w:r>
@@ -808,7 +848,7 @@
         </w:rPr>
         <w:drawing>
           <wp:inline>
-            <wp:extent cx="3600000" cy="1901886"/>
+            <wp:extent cx="3600000" cy="1713208"/>
             <wp:effectExtent b="0" l="0" r="0" t="0"/>
             <wp:docPr descr="" title="" id="11" name="Picture"/>
             <a:graphic>
@@ -829,7 +869,7 @@
                   <pic:spPr bwMode="auto">
                     <a:xfrm>
                       <a:off x="0" y="0"/>
-                      <a:ext cx="3600000" cy="1901886"/>
+                      <a:ext cx="3600000" cy="1713208"/>
                     </a:xfrm>
                     <a:prstGeom prst="rect">
                       <a:avLst/>
@@ -851,10 +891,6 @@
     <w:p>
       <w:pPr>
         <w:pStyle w:val="Compact"/>
-        <w:numPr>
-          <w:ilvl w:val="0"/>
-          <w:numId w:val="1001"/>
-        </w:numPr>
       </w:pPr>
       <w:r>
         <w:rPr>
@@ -884,10 +920,6 @@
     <w:p>
       <w:pPr>
         <w:pStyle w:val="Compact"/>
-        <w:numPr>
-          <w:ilvl w:val="0"/>
-          <w:numId w:val="1001"/>
-        </w:numPr>
       </w:pPr>
       <w:r>
         <w:rPr>
@@ -917,10 +949,6 @@
     <w:p>
       <w:pPr>
         <w:pStyle w:val="Compact"/>
-        <w:numPr>
-          <w:ilvl w:val="0"/>
-          <w:numId w:val="1001"/>
-        </w:numPr>
       </w:pPr>
       <w:r>
         <w:rPr>
@@ -1026,10 +1054,6 @@
     <w:p>
       <w:pPr>
         <w:pStyle w:val="Compact"/>
-        <w:numPr>
-          <w:ilvl w:val="0"/>
-          <w:numId w:val="1001"/>
-        </w:numPr>
       </w:pPr>
       <w:r>
         <w:rPr>
@@ -1055,6 +1079,16 @@
         </w:rPr>
         <w:t xml:space="preserve">后得到无水硫酸铜</w:t>
       </w:r>
+    </w:p>
+    <w:p>
+      <w:pPr>
+        <w:spacing w:before="0" w:after="0"/>
+      </w:pPr>
+    </w:p>
+    <w:p>
+      <w:pPr>
+        <w:spacing w:before="0" w:after="0"/>
+      </w:pPr>
     </w:p>
     <w:p>
       <w:pPr>
@@ -1792,6 +1826,46 @@
     </w:p>
     <w:p>
       <w:pPr>
+        <w:spacing w:before="0" w:after="0"/>
+      </w:pPr>
+    </w:p>
+    <w:p>
+      <w:pPr>
+        <w:spacing w:before="0" w:after="0"/>
+      </w:pPr>
+    </w:p>
+    <w:p>
+      <w:pPr>
+        <w:spacing w:before="0" w:after="0"/>
+      </w:pPr>
+    </w:p>
+    <w:p>
+      <w:pPr>
+        <w:spacing w:before="0" w:after="0"/>
+      </w:pPr>
+    </w:p>
+    <w:p>
+      <w:pPr>
+        <w:spacing w:before="0" w:after="0"/>
+      </w:pPr>
+    </w:p>
+    <w:p>
+      <w:pPr>
+        <w:spacing w:before="0" w:after="0"/>
+      </w:pPr>
+    </w:p>
+    <w:p>
+      <w:pPr>
+        <w:spacing w:before="0" w:after="0"/>
+      </w:pPr>
+    </w:p>
+    <w:p>
+      <w:pPr>
+        <w:spacing w:before="0" w:after="0"/>
+      </w:pPr>
+    </w:p>
+    <w:p>
+      <w:pPr>
         <w:spacing w:before="160" w:after="80"/>
       </w:pPr>
       <w:r>
@@ -2458,6 +2532,21 @@
     </w:p>
     <w:p>
       <w:pPr>
+        <w:spacing w:before="0" w:after="0"/>
+      </w:pPr>
+    </w:p>
+    <w:p>
+      <w:pPr>
+        <w:spacing w:before="0" w:after="0"/>
+      </w:pPr>
+    </w:p>
+    <w:p>
+      <w:pPr>
+        <w:spacing w:before="0" w:after="0"/>
+      </w:pPr>
+    </w:p>
+    <w:p>
+      <w:pPr>
         <w:spacing w:before="160" w:after="80"/>
       </w:pPr>
       <w:r>
@@ -2532,6 +2621,21 @@
         </w:rPr>
         <w:t>？</w:t>
       </w:r>
+    </w:p>
+    <w:p>
+      <w:pPr>
+        <w:spacing w:before="0" w:after="0"/>
+      </w:pPr>
+    </w:p>
+    <w:p>
+      <w:pPr>
+        <w:spacing w:before="0" w:after="0"/>
+      </w:pPr>
+    </w:p>
+    <w:p>
+      <w:pPr>
+        <w:spacing w:before="0" w:after="0"/>
+      </w:pPr>
     </w:p>
     <w:p>
       <w:pPr>
@@ -3189,6 +3293,46 @@
     </w:p>
     <w:p>
       <w:pPr>
+        <w:spacing w:before="0" w:after="0"/>
+      </w:pPr>
+    </w:p>
+    <w:p>
+      <w:pPr>
+        <w:spacing w:before="0" w:after="0"/>
+      </w:pPr>
+    </w:p>
+    <w:p>
+      <w:pPr>
+        <w:spacing w:before="0" w:after="0"/>
+      </w:pPr>
+    </w:p>
+    <w:p>
+      <w:pPr>
+        <w:spacing w:before="0" w:after="0"/>
+      </w:pPr>
+    </w:p>
+    <w:p>
+      <w:pPr>
+        <w:spacing w:before="0" w:after="0"/>
+      </w:pPr>
+    </w:p>
+    <w:p>
+      <w:pPr>
+        <w:spacing w:before="0" w:after="0"/>
+      </w:pPr>
+    </w:p>
+    <w:p>
+      <w:pPr>
+        <w:spacing w:before="0" w:after="0"/>
+      </w:pPr>
+    </w:p>
+    <w:p>
+      <w:pPr>
+        <w:spacing w:before="0" w:after="0"/>
+      </w:pPr>
+    </w:p>
+    <w:p>
+      <w:pPr>
         <w:spacing w:before="160" w:after="80"/>
       </w:pPr>
       <w:r>
@@ -3665,6 +3809,16 @@
         </w:rPr>
         <w:t xml:space="preserve">7）</w:t>
       </w:r>
+    </w:p>
+    <w:p>
+      <w:pPr>
+        <w:spacing w:before="0" w:after="0"/>
+      </w:pPr>
+    </w:p>
+    <w:p>
+      <w:pPr>
+        <w:spacing w:before="0" w:after="0"/>
+      </w:pPr>
     </w:p>
     <w:p>
       <w:pPr>
@@ -4041,6 +4195,31 @@
     </w:p>
     <w:p>
       <w:pPr>
+        <w:spacing w:before="0" w:after="0"/>
+      </w:pPr>
+    </w:p>
+    <w:p>
+      <w:pPr>
+        <w:spacing w:before="0" w:after="0"/>
+      </w:pPr>
+    </w:p>
+    <w:p>
+      <w:pPr>
+        <w:spacing w:before="0" w:after="0"/>
+      </w:pPr>
+    </w:p>
+    <w:p>
+      <w:pPr>
+        <w:spacing w:before="0" w:after="0"/>
+      </w:pPr>
+    </w:p>
+    <w:p>
+      <w:pPr>
+        <w:spacing w:before="0" w:after="0"/>
+      </w:pPr>
+    </w:p>
+    <w:p>
+      <w:pPr>
         <w:spacing w:before="160" w:after="80"/>
       </w:pPr>
       <w:r>
@@ -4173,6 +4352,21 @@
         </w:rPr>
         <w:t>____。</w:t>
       </w:r>
+    </w:p>
+    <w:p>
+      <w:pPr>
+        <w:spacing w:before="0" w:after="0"/>
+      </w:pPr>
+    </w:p>
+    <w:p>
+      <w:pPr>
+        <w:spacing w:before="0" w:after="0"/>
+      </w:pPr>
+    </w:p>
+    <w:p>
+      <w:pPr>
+        <w:spacing w:before="0" w:after="0"/>
+      </w:pPr>
     </w:p>
     <w:p>
       <w:pPr>
@@ -4758,6 +4952,31 @@
         </w:rPr>
         <w:t>）。</w:t>
       </w:r>
+    </w:p>
+    <w:p>
+      <w:pPr>
+        <w:spacing w:before="0" w:after="0"/>
+      </w:pPr>
+    </w:p>
+    <w:p>
+      <w:pPr>
+        <w:spacing w:before="0" w:after="0"/>
+      </w:pPr>
+    </w:p>
+    <w:p>
+      <w:pPr>
+        <w:spacing w:before="0" w:after="0"/>
+      </w:pPr>
+    </w:p>
+    <w:p>
+      <w:pPr>
+        <w:spacing w:before="0" w:after="0"/>
+      </w:pPr>
+    </w:p>
+    <w:p>
+      <w:pPr>
+        <w:spacing w:before="0" w:after="0"/>
+      </w:pPr>
     </w:p>
     <w:p>
       <w:pPr>
@@ -5383,6 +5602,46 @@
     </w:p>
     <w:p>
       <w:pPr>
+        <w:spacing w:before="0" w:after="0"/>
+      </w:pPr>
+    </w:p>
+    <w:p>
+      <w:pPr>
+        <w:spacing w:before="0" w:after="0"/>
+      </w:pPr>
+    </w:p>
+    <w:p>
+      <w:pPr>
+        <w:spacing w:before="0" w:after="0"/>
+      </w:pPr>
+    </w:p>
+    <w:p>
+      <w:pPr>
+        <w:spacing w:before="0" w:after="0"/>
+      </w:pPr>
+    </w:p>
+    <w:p>
+      <w:pPr>
+        <w:spacing w:before="0" w:after="0"/>
+      </w:pPr>
+    </w:p>
+    <w:p>
+      <w:pPr>
+        <w:spacing w:before="0" w:after="0"/>
+      </w:pPr>
+    </w:p>
+    <w:p>
+      <w:pPr>
+        <w:spacing w:before="0" w:after="0"/>
+      </w:pPr>
+    </w:p>
+    <w:p>
+      <w:pPr>
+        <w:spacing w:before="0" w:after="0"/>
+      </w:pPr>
+    </w:p>
+    <w:p>
+      <w:pPr>
         <w:spacing w:before="160" w:after="80"/>
       </w:pPr>
       <w:r>
@@ -6176,6 +6435,46 @@
     </w:p>
     <w:p>
       <w:pPr>
+        <w:spacing w:before="0" w:after="0"/>
+      </w:pPr>
+    </w:p>
+    <w:p>
+      <w:pPr>
+        <w:spacing w:before="0" w:after="0"/>
+      </w:pPr>
+    </w:p>
+    <w:p>
+      <w:pPr>
+        <w:spacing w:before="0" w:after="0"/>
+      </w:pPr>
+    </w:p>
+    <w:p>
+      <w:pPr>
+        <w:spacing w:before="0" w:after="0"/>
+      </w:pPr>
+    </w:p>
+    <w:p>
+      <w:pPr>
+        <w:spacing w:before="0" w:after="0"/>
+      </w:pPr>
+    </w:p>
+    <w:p>
+      <w:pPr>
+        <w:spacing w:before="0" w:after="0"/>
+      </w:pPr>
+    </w:p>
+    <w:p>
+      <w:pPr>
+        <w:spacing w:before="0" w:after="0"/>
+      </w:pPr>
+    </w:p>
+    <w:p>
+      <w:pPr>
+        <w:spacing w:before="0" w:after="0"/>
+      </w:pPr>
+    </w:p>
+    <w:p>
+      <w:pPr>
         <w:spacing w:before="160" w:after="80"/>
       </w:pPr>
       <w:r>
@@ -6984,6 +7283,46 @@
     </w:p>
     <w:p>
       <w:pPr>
+        <w:spacing w:before="0" w:after="0"/>
+      </w:pPr>
+    </w:p>
+    <w:p>
+      <w:pPr>
+        <w:spacing w:before="0" w:after="0"/>
+      </w:pPr>
+    </w:p>
+    <w:p>
+      <w:pPr>
+        <w:spacing w:before="0" w:after="0"/>
+      </w:pPr>
+    </w:p>
+    <w:p>
+      <w:pPr>
+        <w:spacing w:before="0" w:after="0"/>
+      </w:pPr>
+    </w:p>
+    <w:p>
+      <w:pPr>
+        <w:spacing w:before="0" w:after="0"/>
+      </w:pPr>
+    </w:p>
+    <w:p>
+      <w:pPr>
+        <w:spacing w:before="0" w:after="0"/>
+      </w:pPr>
+    </w:p>
+    <w:p>
+      <w:pPr>
+        <w:spacing w:before="0" w:after="0"/>
+      </w:pPr>
+    </w:p>
+    <w:p>
+      <w:pPr>
+        <w:spacing w:before="0" w:after="0"/>
+      </w:pPr>
+    </w:p>
+    <w:p>
+      <w:pPr>
         <w:spacing w:before="160" w:after="80"/>
       </w:pPr>
       <w:r>
@@ -8798,6 +9137,46 @@
         </w:rPr>
         <w:t>？</w:t>
       </w:r>
+    </w:p>
+    <w:p>
+      <w:pPr>
+        <w:spacing w:before="0" w:after="0"/>
+      </w:pPr>
+    </w:p>
+    <w:p>
+      <w:pPr>
+        <w:spacing w:before="0" w:after="0"/>
+      </w:pPr>
+    </w:p>
+    <w:p>
+      <w:pPr>
+        <w:spacing w:before="0" w:after="0"/>
+      </w:pPr>
+    </w:p>
+    <w:p>
+      <w:pPr>
+        <w:spacing w:before="0" w:after="0"/>
+      </w:pPr>
+    </w:p>
+    <w:p>
+      <w:pPr>
+        <w:spacing w:before="0" w:after="0"/>
+      </w:pPr>
+    </w:p>
+    <w:p>
+      <w:pPr>
+        <w:spacing w:before="0" w:after="0"/>
+      </w:pPr>
+    </w:p>
+    <w:p>
+      <w:pPr>
+        <w:spacing w:before="0" w:after="0"/>
+      </w:pPr>
+    </w:p>
+    <w:p>
+      <w:pPr>
+        <w:spacing w:before="0" w:after="0"/>
+      </w:pPr>
     </w:p>
     <w:p>
       <w:pPr>
@@ -10446,6 +10825,46 @@
     </w:p>
     <w:p>
       <w:pPr>
+        <w:spacing w:before="0" w:after="0"/>
+      </w:pPr>
+    </w:p>
+    <w:p>
+      <w:pPr>
+        <w:spacing w:before="0" w:after="0"/>
+      </w:pPr>
+    </w:p>
+    <w:p>
+      <w:pPr>
+        <w:spacing w:before="0" w:after="0"/>
+      </w:pPr>
+    </w:p>
+    <w:p>
+      <w:pPr>
+        <w:spacing w:before="0" w:after="0"/>
+      </w:pPr>
+    </w:p>
+    <w:p>
+      <w:pPr>
+        <w:spacing w:before="0" w:after="0"/>
+      </w:pPr>
+    </w:p>
+    <w:p>
+      <w:pPr>
+        <w:spacing w:before="0" w:after="0"/>
+      </w:pPr>
+    </w:p>
+    <w:p>
+      <w:pPr>
+        <w:spacing w:before="0" w:after="0"/>
+      </w:pPr>
+    </w:p>
+    <w:p>
+      <w:pPr>
+        <w:spacing w:before="0" w:after="0"/>
+      </w:pPr>
+    </w:p>
+    <w:p>
+      <w:pPr>
         <w:spacing w:before="160" w:after="80"/>
       </w:pPr>
       <w:r>
@@ -11160,6 +11579,46 @@
     </w:p>
     <w:p>
       <w:pPr>
+        <w:spacing w:before="0" w:after="0"/>
+      </w:pPr>
+    </w:p>
+    <w:p>
+      <w:pPr>
+        <w:spacing w:before="0" w:after="0"/>
+      </w:pPr>
+    </w:p>
+    <w:p>
+      <w:pPr>
+        <w:spacing w:before="0" w:after="0"/>
+      </w:pPr>
+    </w:p>
+    <w:p>
+      <w:pPr>
+        <w:spacing w:before="0" w:after="0"/>
+      </w:pPr>
+    </w:p>
+    <w:p>
+      <w:pPr>
+        <w:spacing w:before="0" w:after="0"/>
+      </w:pPr>
+    </w:p>
+    <w:p>
+      <w:pPr>
+        <w:spacing w:before="0" w:after="0"/>
+      </w:pPr>
+    </w:p>
+    <w:p>
+      <w:pPr>
+        <w:spacing w:before="0" w:after="0"/>
+      </w:pPr>
+    </w:p>
+    <w:p>
+      <w:pPr>
+        <w:spacing w:before="0" w:after="0"/>
+      </w:pPr>
+    </w:p>
+    <w:p>
+      <w:pPr>
         <w:spacing w:before="160" w:after="80"/>
       </w:pPr>
       <w:r>
@@ -11391,6 +11850,31 @@
         </w:rPr>
         <w:t xml:space="preserve"> pH。</w:t>
       </w:r>
+    </w:p>
+    <w:p>
+      <w:pPr>
+        <w:spacing w:before="0" w:after="0"/>
+      </w:pPr>
+    </w:p>
+    <w:p>
+      <w:pPr>
+        <w:spacing w:before="0" w:after="0"/>
+      </w:pPr>
+    </w:p>
+    <w:p>
+      <w:pPr>
+        <w:spacing w:before="0" w:after="0"/>
+      </w:pPr>
+    </w:p>
+    <w:p>
+      <w:pPr>
+        <w:spacing w:before="0" w:after="0"/>
+      </w:pPr>
+    </w:p>
+    <w:p>
+      <w:pPr>
+        <w:spacing w:before="0" w:after="0"/>
+      </w:pPr>
     </w:p>
     <w:p>
       <w:pPr>
@@ -12186,6 +12670,16 @@
           <m:t>A</m:t>
         </m:r>
       </m:oMath>
+    </w:p>
+    <w:p>
+      <w:pPr>
+        <w:spacing w:before="0" w:after="0"/>
+      </w:pPr>
+    </w:p>
+    <w:p>
+      <w:pPr>
+        <w:spacing w:before="0" w:after="0"/>
+      </w:pPr>
     </w:p>
     <w:p>
       <w:pPr>
@@ -13541,6 +14035,46 @@
     </w:p>
     <w:p>
       <w:pPr>
+        <w:spacing w:before="0" w:after="0"/>
+      </w:pPr>
+    </w:p>
+    <w:p>
+      <w:pPr>
+        <w:spacing w:before="0" w:after="0"/>
+      </w:pPr>
+    </w:p>
+    <w:p>
+      <w:pPr>
+        <w:spacing w:before="0" w:after="0"/>
+      </w:pPr>
+    </w:p>
+    <w:p>
+      <w:pPr>
+        <w:spacing w:before="0" w:after="0"/>
+      </w:pPr>
+    </w:p>
+    <w:p>
+      <w:pPr>
+        <w:spacing w:before="0" w:after="0"/>
+      </w:pPr>
+    </w:p>
+    <w:p>
+      <w:pPr>
+        <w:spacing w:before="0" w:after="0"/>
+      </w:pPr>
+    </w:p>
+    <w:p>
+      <w:pPr>
+        <w:spacing w:before="0" w:after="0"/>
+      </w:pPr>
+    </w:p>
+    <w:p>
+      <w:pPr>
+        <w:spacing w:before="0" w:after="0"/>
+      </w:pPr>
+    </w:p>
+    <w:p>
+      <w:pPr>
         <w:spacing w:before="160" w:after="80"/>
       </w:pPr>
       <w:r>
@@ -14005,6 +14539,31 @@
     </w:p>
     <w:p>
       <w:pPr>
+        <w:spacing w:before="0" w:after="0"/>
+      </w:pPr>
+    </w:p>
+    <w:p>
+      <w:pPr>
+        <w:spacing w:before="0" w:after="0"/>
+      </w:pPr>
+    </w:p>
+    <w:p>
+      <w:pPr>
+        <w:spacing w:before="0" w:after="0"/>
+      </w:pPr>
+    </w:p>
+    <w:p>
+      <w:pPr>
+        <w:spacing w:before="0" w:after="0"/>
+      </w:pPr>
+    </w:p>
+    <w:p>
+      <w:pPr>
+        <w:spacing w:before="0" w:after="0"/>
+      </w:pPr>
+    </w:p>
+    <w:p>
+      <w:pPr>
         <w:spacing w:before="160" w:after="80"/>
       </w:pPr>
       <w:r>
@@ -14804,6 +15363,21 @@
     </w:p>
     <w:p>
       <w:pPr>
+        <w:spacing w:before="0" w:after="0"/>
+      </w:pPr>
+    </w:p>
+    <w:p>
+      <w:pPr>
+        <w:spacing w:before="0" w:after="0"/>
+      </w:pPr>
+    </w:p>
+    <w:p>
+      <w:pPr>
+        <w:spacing w:before="0" w:after="0"/>
+      </w:pPr>
+    </w:p>
+    <w:p>
+      <w:pPr>
         <w:spacing w:before="160" w:after="80"/>
       </w:pPr>
       <w:r>
@@ -15731,6 +16305,31 @@
     </w:p>
     <w:p>
       <w:pPr>
+        <w:spacing w:before="0" w:after="0"/>
+      </w:pPr>
+    </w:p>
+    <w:p>
+      <w:pPr>
+        <w:spacing w:before="0" w:after="0"/>
+      </w:pPr>
+    </w:p>
+    <w:p>
+      <w:pPr>
+        <w:spacing w:before="0" w:after="0"/>
+      </w:pPr>
+    </w:p>
+    <w:p>
+      <w:pPr>
+        <w:spacing w:before="0" w:after="0"/>
+      </w:pPr>
+    </w:p>
+    <w:p>
+      <w:pPr>
+        <w:spacing w:before="0" w:after="0"/>
+      </w:pPr>
+    </w:p>
+    <w:p>
+      <w:pPr>
         <w:spacing w:before="160" w:after="80"/>
       </w:pPr>
       <w:r>
@@ -16947,6 +17546,16 @@
           <m:t>)</m:t>
         </m:r>
       </m:oMath>
+    </w:p>
+    <w:p>
+      <w:pPr>
+        <w:spacing w:before="0" w:after="0"/>
+      </w:pPr>
+    </w:p>
+    <w:p>
+      <w:pPr>
+        <w:spacing w:before="0" w:after="0"/>
+      </w:pPr>
     </w:p>
     <w:p>
       <w:pPr>
@@ -17566,6 +18175,16 @@
     </w:p>
     <w:p>
       <w:pPr>
+        <w:spacing w:before="0" w:after="0"/>
+      </w:pPr>
+    </w:p>
+    <w:p>
+      <w:pPr>
+        <w:spacing w:before="0" w:after="0"/>
+      </w:pPr>
+    </w:p>
+    <w:p>
+      <w:pPr>
         <w:spacing w:before="160" w:after="80"/>
       </w:pPr>
       <w:r>
@@ -18038,6 +18657,21 @@
         </w:rPr>
         <w:t>。</w:t>
       </w:r>
+    </w:p>
+    <w:p>
+      <w:pPr>
+        <w:spacing w:before="0" w:after="0"/>
+      </w:pPr>
+    </w:p>
+    <w:p>
+      <w:pPr>
+        <w:spacing w:before="0" w:after="0"/>
+      </w:pPr>
+    </w:p>
+    <w:p>
+      <w:pPr>
+        <w:spacing w:before="0" w:after="0"/>
+      </w:pPr>
     </w:p>
     <w:p>
       <w:pPr>
@@ -19099,6 +19733,31 @@
     </w:p>
     <w:p>
       <w:pPr>
+        <w:spacing w:before="0" w:after="0"/>
+      </w:pPr>
+    </w:p>
+    <w:p>
+      <w:pPr>
+        <w:spacing w:before="0" w:after="0"/>
+      </w:pPr>
+    </w:p>
+    <w:p>
+      <w:pPr>
+        <w:spacing w:before="0" w:after="0"/>
+      </w:pPr>
+    </w:p>
+    <w:p>
+      <w:pPr>
+        <w:spacing w:before="0" w:after="0"/>
+      </w:pPr>
+    </w:p>
+    <w:p>
+      <w:pPr>
+        <w:spacing w:before="0" w:after="0"/>
+      </w:pPr>
+    </w:p>
+    <w:p>
+      <w:pPr>
         <w:spacing w:before="160" w:after="80"/>
       </w:pPr>
       <w:r>
@@ -20429,7 +21088,7 @@
         </w:rPr>
         <w:drawing>
           <wp:inline>
-            <wp:extent cx="3240000" cy="3357209"/>
+            <wp:extent cx="3221564" cy="3357209"/>
             <wp:effectExtent b="0" l="0" r="0" t="0"/>
             <wp:docPr descr="" title="" id="53" name="Picture"/>
             <a:graphic>
@@ -20450,7 +21109,7 @@
                   <pic:spPr bwMode="auto">
                     <a:xfrm>
                       <a:off x="0" y="0"/>
-                      <a:ext cx="3240000" cy="3357209"/>
+                      <a:ext cx="3221564" cy="3357209"/>
                     </a:xfrm>
                     <a:prstGeom prst="rect">
                       <a:avLst/>
@@ -20471,6 +21130,46 @@
     </w:p>
     <w:p>
       <w:pPr>
+        <w:spacing w:before="0" w:after="0"/>
+      </w:pPr>
+    </w:p>
+    <w:p>
+      <w:pPr>
+        <w:spacing w:before="0" w:after="0"/>
+      </w:pPr>
+    </w:p>
+    <w:p>
+      <w:pPr>
+        <w:spacing w:before="0" w:after="0"/>
+      </w:pPr>
+    </w:p>
+    <w:p>
+      <w:pPr>
+        <w:spacing w:before="0" w:after="0"/>
+      </w:pPr>
+    </w:p>
+    <w:p>
+      <w:pPr>
+        <w:spacing w:before="0" w:after="0"/>
+      </w:pPr>
+    </w:p>
+    <w:p>
+      <w:pPr>
+        <w:spacing w:before="0" w:after="0"/>
+      </w:pPr>
+    </w:p>
+    <w:p>
+      <w:pPr>
+        <w:spacing w:before="0" w:after="0"/>
+      </w:pPr>
+    </w:p>
+    <w:p>
+      <w:pPr>
+        <w:spacing w:before="0" w:after="0"/>
+      </w:pPr>
+    </w:p>
+    <w:p>
+      <w:pPr>
         <w:spacing w:before="160" w:after="80"/>
       </w:pPr>
       <w:r>
@@ -21631,6 +22330,46 @@
         </w:rPr>
         <w:t>。</w:t>
       </w:r>
+    </w:p>
+    <w:p>
+      <w:pPr>
+        <w:spacing w:before="0" w:after="0"/>
+      </w:pPr>
+    </w:p>
+    <w:p>
+      <w:pPr>
+        <w:spacing w:before="0" w:after="0"/>
+      </w:pPr>
+    </w:p>
+    <w:p>
+      <w:pPr>
+        <w:spacing w:before="0" w:after="0"/>
+      </w:pPr>
+    </w:p>
+    <w:p>
+      <w:pPr>
+        <w:spacing w:before="0" w:after="0"/>
+      </w:pPr>
+    </w:p>
+    <w:p>
+      <w:pPr>
+        <w:spacing w:before="0" w:after="0"/>
+      </w:pPr>
+    </w:p>
+    <w:p>
+      <w:pPr>
+        <w:spacing w:before="0" w:after="0"/>
+      </w:pPr>
+    </w:p>
+    <w:p>
+      <w:pPr>
+        <w:spacing w:before="0" w:after="0"/>
+      </w:pPr>
+    </w:p>
+    <w:p>
+      <w:pPr>
+        <w:spacing w:before="0" w:after="0"/>
+      </w:pPr>
     </w:p>
     <w:p>
       <w:pPr>
@@ -22231,6 +22970,16 @@
         </w:rPr>
         <w:t xml:space="preserve"> pD = 1.0</w:t>
       </w:r>
+    </w:p>
+    <w:p>
+      <w:pPr>
+        <w:spacing w:before="0" w:after="0"/>
+      </w:pPr>
+    </w:p>
+    <w:p>
+      <w:pPr>
+        <w:spacing w:before="0" w:after="0"/>
+      </w:pPr>
     </w:p>
     <w:p>
       <w:pPr>
@@ -23338,6 +24087,31 @@
     </w:p>
     <w:p>
       <w:pPr>
+        <w:spacing w:before="0" w:after="0"/>
+      </w:pPr>
+    </w:p>
+    <w:p>
+      <w:pPr>
+        <w:spacing w:before="0" w:after="0"/>
+      </w:pPr>
+    </w:p>
+    <w:p>
+      <w:pPr>
+        <w:spacing w:before="0" w:after="0"/>
+      </w:pPr>
+    </w:p>
+    <w:p>
+      <w:pPr>
+        <w:spacing w:before="0" w:after="0"/>
+      </w:pPr>
+    </w:p>
+    <w:p>
+      <w:pPr>
+        <w:spacing w:before="0" w:after="0"/>
+      </w:pPr>
+    </w:p>
+    <w:p>
+      <w:pPr>
         <w:spacing w:before="160" w:after="80"/>
       </w:pPr>
       <w:r>
@@ -23658,6 +24432,31 @@
     </w:p>
     <w:p>
       <w:pPr>
+        <w:spacing w:before="0" w:after="0"/>
+      </w:pPr>
+    </w:p>
+    <w:p>
+      <w:pPr>
+        <w:spacing w:before="0" w:after="0"/>
+      </w:pPr>
+    </w:p>
+    <w:p>
+      <w:pPr>
+        <w:spacing w:before="0" w:after="0"/>
+      </w:pPr>
+    </w:p>
+    <w:p>
+      <w:pPr>
+        <w:spacing w:before="0" w:after="0"/>
+      </w:pPr>
+    </w:p>
+    <w:p>
+      <w:pPr>
+        <w:spacing w:before="0" w:after="0"/>
+      </w:pPr>
+    </w:p>
+    <w:p>
+      <w:pPr>
         <w:spacing w:before="160" w:after="80"/>
       </w:pPr>
       <w:r>
@@ -24361,6 +25160,46 @@
         </w:rPr>
         <w:t>？</w:t>
       </w:r>
+    </w:p>
+    <w:p>
+      <w:pPr>
+        <w:spacing w:before="0" w:after="0"/>
+      </w:pPr>
+    </w:p>
+    <w:p>
+      <w:pPr>
+        <w:spacing w:before="0" w:after="0"/>
+      </w:pPr>
+    </w:p>
+    <w:p>
+      <w:pPr>
+        <w:spacing w:before="0" w:after="0"/>
+      </w:pPr>
+    </w:p>
+    <w:p>
+      <w:pPr>
+        <w:spacing w:before="0" w:after="0"/>
+      </w:pPr>
+    </w:p>
+    <w:p>
+      <w:pPr>
+        <w:spacing w:before="0" w:after="0"/>
+      </w:pPr>
+    </w:p>
+    <w:p>
+      <w:pPr>
+        <w:spacing w:before="0" w:after="0"/>
+      </w:pPr>
+    </w:p>
+    <w:p>
+      <w:pPr>
+        <w:spacing w:before="0" w:after="0"/>
+      </w:pPr>
+    </w:p>
+    <w:p>
+      <w:pPr>
+        <w:spacing w:before="0" w:after="0"/>
+      </w:pPr>
     </w:p>
     <w:p>
       <w:pPr>
@@ -25274,6 +26113,46 @@
     </w:p>
     <w:p>
       <w:pPr>
+        <w:spacing w:before="0" w:after="0"/>
+      </w:pPr>
+    </w:p>
+    <w:p>
+      <w:pPr>
+        <w:spacing w:before="0" w:after="0"/>
+      </w:pPr>
+    </w:p>
+    <w:p>
+      <w:pPr>
+        <w:spacing w:before="0" w:after="0"/>
+      </w:pPr>
+    </w:p>
+    <w:p>
+      <w:pPr>
+        <w:spacing w:before="0" w:after="0"/>
+      </w:pPr>
+    </w:p>
+    <w:p>
+      <w:pPr>
+        <w:spacing w:before="0" w:after="0"/>
+      </w:pPr>
+    </w:p>
+    <w:p>
+      <w:pPr>
+        <w:spacing w:before="0" w:after="0"/>
+      </w:pPr>
+    </w:p>
+    <w:p>
+      <w:pPr>
+        <w:spacing w:before="0" w:after="0"/>
+      </w:pPr>
+    </w:p>
+    <w:p>
+      <w:pPr>
+        <w:spacing w:before="0" w:after="0"/>
+      </w:pPr>
+    </w:p>
+    <w:p>
+      <w:pPr>
         <w:spacing w:before="160" w:after="80"/>
       </w:pPr>
       <w:r>
@@ -26144,6 +27023,46 @@
     </w:p>
     <w:p>
       <w:pPr>
+        <w:spacing w:before="0" w:after="0"/>
+      </w:pPr>
+    </w:p>
+    <w:p>
+      <w:pPr>
+        <w:spacing w:before="0" w:after="0"/>
+      </w:pPr>
+    </w:p>
+    <w:p>
+      <w:pPr>
+        <w:spacing w:before="0" w:after="0"/>
+      </w:pPr>
+    </w:p>
+    <w:p>
+      <w:pPr>
+        <w:spacing w:before="0" w:after="0"/>
+      </w:pPr>
+    </w:p>
+    <w:p>
+      <w:pPr>
+        <w:spacing w:before="0" w:after="0"/>
+      </w:pPr>
+    </w:p>
+    <w:p>
+      <w:pPr>
+        <w:spacing w:before="0" w:after="0"/>
+      </w:pPr>
+    </w:p>
+    <w:p>
+      <w:pPr>
+        <w:spacing w:before="0" w:after="0"/>
+      </w:pPr>
+    </w:p>
+    <w:p>
+      <w:pPr>
+        <w:spacing w:before="0" w:after="0"/>
+      </w:pPr>
+    </w:p>
+    <w:p>
+      <w:pPr>
         <w:spacing w:before="160" w:after="80"/>
       </w:pPr>
       <w:r>
@@ -26404,6 +27323,31 @@
     </w:p>
     <w:p>
       <w:pPr>
+        <w:spacing w:before="0" w:after="0"/>
+      </w:pPr>
+    </w:p>
+    <w:p>
+      <w:pPr>
+        <w:spacing w:before="0" w:after="0"/>
+      </w:pPr>
+    </w:p>
+    <w:p>
+      <w:pPr>
+        <w:spacing w:before="0" w:after="0"/>
+      </w:pPr>
+    </w:p>
+    <w:p>
+      <w:pPr>
+        <w:spacing w:before="0" w:after="0"/>
+      </w:pPr>
+    </w:p>
+    <w:p>
+      <w:pPr>
+        <w:spacing w:before="0" w:after="0"/>
+      </w:pPr>
+    </w:p>
+    <w:p>
+      <w:pPr>
         <w:spacing w:before="160" w:after="80"/>
       </w:pPr>
       <w:r>
@@ -26655,6 +27599,31 @@
     </w:p>
     <w:p>
       <w:pPr>
+        <w:spacing w:before="0" w:after="0"/>
+      </w:pPr>
+    </w:p>
+    <w:p>
+      <w:pPr>
+        <w:spacing w:before="0" w:after="0"/>
+      </w:pPr>
+    </w:p>
+    <w:p>
+      <w:pPr>
+        <w:spacing w:before="0" w:after="0"/>
+      </w:pPr>
+    </w:p>
+    <w:p>
+      <w:pPr>
+        <w:spacing w:before="0" w:after="0"/>
+      </w:pPr>
+    </w:p>
+    <w:p>
+      <w:pPr>
+        <w:spacing w:before="0" w:after="0"/>
+      </w:pPr>
+    </w:p>
+    <w:p>
+      <w:pPr>
         <w:spacing w:before="160" w:after="80"/>
       </w:pPr>
       <w:r>
@@ -26972,6 +27941,31 @@
         </w:rPr>
         <w:t>?</w:t>
       </w:r>
+    </w:p>
+    <w:p>
+      <w:pPr>
+        <w:spacing w:before="0" w:after="0"/>
+      </w:pPr>
+    </w:p>
+    <w:p>
+      <w:pPr>
+        <w:spacing w:before="0" w:after="0"/>
+      </w:pPr>
+    </w:p>
+    <w:p>
+      <w:pPr>
+        <w:spacing w:before="0" w:after="0"/>
+      </w:pPr>
+    </w:p>
+    <w:p>
+      <w:pPr>
+        <w:spacing w:before="0" w:after="0"/>
+      </w:pPr>
+    </w:p>
+    <w:p>
+      <w:pPr>
+        <w:spacing w:before="0" w:after="0"/>
+      </w:pPr>
     </w:p>
     <w:p>
       <w:pPr>
@@ -27570,6 +28564,46 @@
     </w:p>
     <w:p>
       <w:pPr>
+        <w:spacing w:before="0" w:after="0"/>
+      </w:pPr>
+    </w:p>
+    <w:p>
+      <w:pPr>
+        <w:spacing w:before="0" w:after="0"/>
+      </w:pPr>
+    </w:p>
+    <w:p>
+      <w:pPr>
+        <w:spacing w:before="0" w:after="0"/>
+      </w:pPr>
+    </w:p>
+    <w:p>
+      <w:pPr>
+        <w:spacing w:before="0" w:after="0"/>
+      </w:pPr>
+    </w:p>
+    <w:p>
+      <w:pPr>
+        <w:spacing w:before="0" w:after="0"/>
+      </w:pPr>
+    </w:p>
+    <w:p>
+      <w:pPr>
+        <w:spacing w:before="0" w:after="0"/>
+      </w:pPr>
+    </w:p>
+    <w:p>
+      <w:pPr>
+        <w:spacing w:before="0" w:after="0"/>
+      </w:pPr>
+    </w:p>
+    <w:p>
+      <w:pPr>
+        <w:spacing w:before="0" w:after="0"/>
+      </w:pPr>
+    </w:p>
+    <w:p>
+      <w:pPr>
         <w:spacing w:before="160" w:after="80"/>
       </w:pPr>
       <w:r>
@@ -27705,6 +28739,31 @@
         </w:rPr>
         <w:t>)</w:t>
       </w:r>
+    </w:p>
+    <w:p>
+      <w:pPr>
+        <w:spacing w:before="0" w:after="0"/>
+      </w:pPr>
+    </w:p>
+    <w:p>
+      <w:pPr>
+        <w:spacing w:before="0" w:after="0"/>
+      </w:pPr>
+    </w:p>
+    <w:p>
+      <w:pPr>
+        <w:spacing w:before="0" w:after="0"/>
+      </w:pPr>
+    </w:p>
+    <w:p>
+      <w:pPr>
+        <w:spacing w:before="0" w:after="0"/>
+      </w:pPr>
+    </w:p>
+    <w:p>
+      <w:pPr>
+        <w:spacing w:before="0" w:after="0"/>
+      </w:pPr>
     </w:p>
     <w:p>
       <w:pPr>
@@ -28480,6 +29539,46 @@
         </w:rPr>
         <w:t>）</w:t>
       </w:r>
+    </w:p>
+    <w:p>
+      <w:pPr>
+        <w:spacing w:before="0" w:after="0"/>
+      </w:pPr>
+    </w:p>
+    <w:p>
+      <w:pPr>
+        <w:spacing w:before="0" w:after="0"/>
+      </w:pPr>
+    </w:p>
+    <w:p>
+      <w:pPr>
+        <w:spacing w:before="0" w:after="0"/>
+      </w:pPr>
+    </w:p>
+    <w:p>
+      <w:pPr>
+        <w:spacing w:before="0" w:after="0"/>
+      </w:pPr>
+    </w:p>
+    <w:p>
+      <w:pPr>
+        <w:spacing w:before="0" w:after="0"/>
+      </w:pPr>
+    </w:p>
+    <w:p>
+      <w:pPr>
+        <w:spacing w:before="0" w:after="0"/>
+      </w:pPr>
+    </w:p>
+    <w:p>
+      <w:pPr>
+        <w:spacing w:before="0" w:after="0"/>
+      </w:pPr>
+    </w:p>
+    <w:p>
+      <w:pPr>
+        <w:spacing w:before="0" w:after="0"/>
+      </w:pPr>
     </w:p>
     <w:p>
       <w:pPr>

--- a/00-首页/题组Word/第一轮·竞赛教材版/第一轮原理·2-溶液与相平衡（学生版）.docx
+++ b/00-首页/题组Word/第一轮·竞赛教材版/第一轮原理·2-溶液与相平衡（学生版）.docx
@@ -10397,7 +10397,7 @@
         <m:sSub>
           <m:e>
             <m:r>
-              <m:t>​</m:t>
+              <m:t xml:space="preserve"> </m:t>
             </m:r>
           </m:e>
           <m:sub>
@@ -10543,7 +10543,7 @@
         <m:sSub>
           <m:e>
             <m:r>
-              <m:t>​</m:t>
+              <m:t xml:space="preserve"> </m:t>
             </m:r>
           </m:e>
           <m:sub>
@@ -23994,7 +23994,7 @@
         <m:sSup>
           <m:e>
             <m:r>
-              <m:t>​</m:t>
+              <m:t xml:space="preserve"> </m:t>
             </m:r>
           </m:e>
           <m:sup>

--- a/00-首页/题组Word/第一轮·竞赛教材版/第一轮原理·2-溶液与相平衡（学生版）.docx
+++ b/00-首页/题组Word/第一轮·竞赛教材版/第一轮原理·2-溶液与相平衡（学生版）.docx
@@ -891,6 +891,7 @@
     <w:p>
       <w:pPr>
         <w:pStyle w:val="Compact"/>
+        <w:spacing w:before="0" w:after="0"/>
       </w:pPr>
       <w:r>
         <w:rPr>
@@ -920,6 +921,7 @@
     <w:p>
       <w:pPr>
         <w:pStyle w:val="Compact"/>
+        <w:spacing w:before="0" w:after="0"/>
       </w:pPr>
       <w:r>
         <w:rPr>
@@ -949,6 +951,7 @@
     <w:p>
       <w:pPr>
         <w:pStyle w:val="Compact"/>
+        <w:spacing w:before="0" w:after="0"/>
       </w:pPr>
       <w:r>
         <w:rPr>
@@ -1054,6 +1057,7 @@
     <w:p>
       <w:pPr>
         <w:pStyle w:val="Compact"/>
+        <w:spacing w:before="0" w:after="0"/>
       </w:pPr>
       <w:r>
         <w:rPr>
@@ -1160,6 +1164,14 @@
       <w:tblPr>
         <w:tblStyle w:val="Table"/>
         <w:tblW w:type="auto" w:w="0"/>
+        <w:tblBorders>
+          <w:top w:val="single" w:sz="12" w:space="0" w:color="000000"/>
+          <w:left w:val="none" w:sz="0" w:space="0" w:color="auto"/>
+          <w:bottom w:val="single" w:sz="12" w:space="0" w:color="000000"/>
+          <w:right w:val="none" w:sz="0" w:space="0" w:color="auto"/>
+          <w:insideH w:val="none" w:sz="0" w:space="0" w:color="auto"/>
+          <w:insideV w:val="none" w:sz="0" w:space="0" w:color="auto"/>
+        </w:tblBorders>
         <w:tblLook w:firstRow="1" w:lastRow="0" w:firstColumn="0" w:lastColumn="0" w:noHBand="0" w:noVBand="0" w:val="0020"/>
       </w:tblPr>
       <w:tblGrid>
@@ -1171,7 +1183,11 @@
           <w:tblHeader w:val="on"/>
         </w:trPr>
         <w:tc>
-          <w:tcPr/>
+          <w:tcPr>
+            <w:tcBorders>
+              <w:bottom w:val="single" w:sz="8" w:space="0" w:color="000000"/>
+            </w:tcBorders>
+          </w:tcPr>
           <w:p>
             <w:pPr>
               <w:pStyle w:val="Compact"/>
@@ -1199,7 +1215,11 @@
           </w:p>
         </w:tc>
         <w:tc>
-          <w:tcPr/>
+          <w:tcPr>
+            <w:tcBorders>
+              <w:bottom w:val="single" w:sz="8" w:space="0" w:color="000000"/>
+            </w:tcBorders>
+          </w:tcPr>
           <w:p>
             <w:pPr>
               <w:pStyle w:val="Compact"/>
@@ -3437,6 +3457,7 @@
     <w:p>
       <w:pPr>
         <w:pStyle w:val="BodyText"/>
+        <w:spacing w:before="0" w:after="0"/>
       </w:pPr>
       <w:r>
         <w:rPr>
@@ -3522,6 +3543,7 @@
     <w:p>
       <w:pPr>
         <w:pStyle w:val="BodyText"/>
+        <w:spacing w:before="0" w:after="0"/>
       </w:pPr>
       <w:r>
         <w:rPr>
@@ -3625,6 +3647,7 @@
     <w:p>
       <w:pPr>
         <w:pStyle w:val="BodyText"/>
+        <w:spacing w:before="0" w:after="0"/>
       </w:pPr>
       <w:r>
         <w:rPr>
@@ -3710,6 +3733,7 @@
     <w:p>
       <w:pPr>
         <w:pStyle w:val="BodyText"/>
+        <w:spacing w:before="0" w:after="0"/>
       </w:pPr>
       <w:r>
         <w:rPr>
@@ -12092,6 +12116,7 @@
     <w:p>
       <w:pPr>
         <w:pStyle w:val="BodyText"/>
+        <w:spacing w:before="0" w:after="0"/>
       </w:pPr>
       <w:r>
         <w:rPr>
@@ -12233,6 +12258,7 @@
     <w:p>
       <w:pPr>
         <w:pStyle w:val="BodyText"/>
+        <w:spacing w:before="0" w:after="0"/>
       </w:pPr>
       <w:r>
         <w:rPr>
@@ -12386,6 +12412,7 @@
     <w:p>
       <w:pPr>
         <w:pStyle w:val="BodyText"/>
+        <w:spacing w:before="0" w:after="0"/>
       </w:pPr>
       <w:r>
         <w:rPr>
@@ -12533,6 +12560,7 @@
     <w:p>
       <w:pPr>
         <w:pStyle w:val="BodyText"/>
+        <w:spacing w:before="0" w:after="0"/>
       </w:pPr>
       <w:r>
         <w:rPr>
@@ -13347,6 +13375,14 @@
         <w:tblStyle w:val="Table"/>
         <w:tblW w:type="pct" w:w="5000"/>
         <w:tblLayout w:type="fixed"/>
+        <w:tblBorders>
+          <w:top w:val="single" w:sz="12" w:space="0" w:color="000000"/>
+          <w:left w:val="none" w:sz="0" w:space="0" w:color="auto"/>
+          <w:bottom w:val="single" w:sz="12" w:space="0" w:color="000000"/>
+          <w:right w:val="none" w:sz="0" w:space="0" w:color="auto"/>
+          <w:insideH w:val="none" w:sz="0" w:space="0" w:color="auto"/>
+          <w:insideV w:val="none" w:sz="0" w:space="0" w:color="auto"/>
+        </w:tblBorders>
         <w:tblLook w:firstRow="1" w:lastRow="0" w:firstColumn="0" w:lastColumn="0" w:noHBand="0" w:noVBand="0" w:val="0020"/>
       </w:tblPr>
       <w:tblGrid>
@@ -13362,7 +13398,11 @@
           <w:tblHeader w:val="on"/>
         </w:trPr>
         <w:tc>
-          <w:tcPr/>
+          <w:tcPr>
+            <w:tcBorders>
+              <w:bottom w:val="single" w:sz="8" w:space="0" w:color="000000"/>
+            </w:tcBorders>
+          </w:tcPr>
           <w:p>
             <w:pPr>
               <w:pStyle w:val="Compact"/>
@@ -13420,7 +13460,11 @@
           </w:p>
         </w:tc>
         <w:tc>
-          <w:tcPr/>
+          <w:tcPr>
+            <w:tcBorders>
+              <w:bottom w:val="single" w:sz="8" w:space="0" w:color="000000"/>
+            </w:tcBorders>
+          </w:tcPr>
           <w:p>
             <w:pPr>
               <w:pStyle w:val="Compact"/>
@@ -13489,7 +13533,11 @@
           </w:p>
         </w:tc>
         <w:tc>
-          <w:tcPr/>
+          <w:tcPr>
+            <w:tcBorders>
+              <w:bottom w:val="single" w:sz="8" w:space="0" w:color="000000"/>
+            </w:tcBorders>
+          </w:tcPr>
           <w:p>
             <w:pPr>
               <w:pStyle w:val="Compact"/>
@@ -13558,7 +13606,11 @@
           </w:p>
         </w:tc>
         <w:tc>
-          <w:tcPr/>
+          <w:tcPr>
+            <w:tcBorders>
+              <w:bottom w:val="single" w:sz="8" w:space="0" w:color="000000"/>
+            </w:tcBorders>
+          </w:tcPr>
           <w:p>
             <w:pPr>
               <w:pStyle w:val="Compact"/>
@@ -13615,7 +13667,11 @@
           </w:p>
         </w:tc>
         <w:tc>
-          <w:tcPr/>
+          <w:tcPr>
+            <w:tcBorders>
+              <w:bottom w:val="single" w:sz="8" w:space="0" w:color="000000"/>
+            </w:tcBorders>
+          </w:tcPr>
           <w:p>
             <w:pPr>
               <w:pStyle w:val="Compact"/>
@@ -13672,7 +13728,11 @@
           </w:p>
         </w:tc>
         <w:tc>
-          <w:tcPr/>
+          <w:tcPr>
+            <w:tcBorders>
+              <w:bottom w:val="single" w:sz="8" w:space="0" w:color="000000"/>
+            </w:tcBorders>
+          </w:tcPr>
           <w:p>
             <w:pPr>
               <w:pStyle w:val="Compact"/>
@@ -16578,6 +16638,7 @@
     <w:p>
       <w:pPr>
         <w:pStyle w:val="BodyText"/>
+        <w:spacing w:before="0" w:after="0"/>
       </w:pPr>
       <w:r>
         <w:rPr>
@@ -16821,6 +16882,7 @@
     <w:p>
       <w:pPr>
         <w:pStyle w:val="BodyText"/>
+        <w:spacing w:before="0" w:after="0"/>
       </w:pPr>
       <w:r>
         <w:rPr>
@@ -17064,6 +17126,7 @@
     <w:p>
       <w:pPr>
         <w:pStyle w:val="BodyText"/>
+        <w:spacing w:before="0" w:after="0"/>
       </w:pPr>
       <w:r>
         <w:rPr>
@@ -17307,6 +17370,7 @@
     <w:p>
       <w:pPr>
         <w:pStyle w:val="BodyText"/>
+        <w:spacing w:before="0" w:after="0"/>
       </w:pPr>
       <w:r>
         <w:rPr>
@@ -17765,6 +17829,7 @@
     <w:p>
       <w:pPr>
         <w:pStyle w:val="BodyText"/>
+        <w:spacing w:before="0" w:after="0"/>
       </w:pPr>
       <w:r>
         <w:rPr>
@@ -17954,6 +18019,7 @@
     <w:p>
       <w:pPr>
         <w:pStyle w:val="BodyText"/>
+        <w:spacing w:before="0" w:after="0"/>
       </w:pPr>
       <w:r>
         <w:rPr>
@@ -18017,6 +18083,7 @@
     <w:p>
       <w:pPr>
         <w:pStyle w:val="BodyText"/>
+        <w:spacing w:before="0" w:after="0"/>
       </w:pPr>
       <w:r>
         <w:rPr>
@@ -18113,6 +18180,7 @@
     <w:p>
       <w:pPr>
         <w:pStyle w:val="BodyText"/>
+        <w:spacing w:before="0" w:after="0"/>
       </w:pPr>
       <w:r>
         <w:rPr>
@@ -22673,6 +22741,7 @@
     <w:p>
       <w:pPr>
         <w:pStyle w:val="BodyText"/>
+        <w:spacing w:before="0" w:after="0"/>
       </w:pPr>
       <w:r>
         <w:rPr>
@@ -22696,6 +22765,7 @@
     <w:p>
       <w:pPr>
         <w:pStyle w:val="BodyText"/>
+        <w:spacing w:before="0" w:after="0"/>
       </w:pPr>
       <w:r>
         <w:rPr>
@@ -22774,6 +22844,7 @@
     <w:p>
       <w:pPr>
         <w:pStyle w:val="BodyText"/>
+        <w:spacing w:before="0" w:after="0"/>
       </w:pPr>
       <w:r>
         <w:rPr>
@@ -22852,6 +22923,7 @@
     <w:p>
       <w:pPr>
         <w:pStyle w:val="BodyText"/>
+        <w:spacing w:before="0" w:after="0"/>
       </w:pPr>
       <w:r>
         <w:rPr>
@@ -25345,6 +25417,14 @@
       <w:tblPr>
         <w:tblStyle w:val="Table"/>
         <w:tblW w:type="auto" w:w="0"/>
+        <w:tblBorders>
+          <w:top w:val="single" w:sz="12" w:space="0" w:color="000000"/>
+          <w:left w:val="none" w:sz="0" w:space="0" w:color="auto"/>
+          <w:bottom w:val="single" w:sz="12" w:space="0" w:color="000000"/>
+          <w:right w:val="none" w:sz="0" w:space="0" w:color="auto"/>
+          <w:insideH w:val="none" w:sz="0" w:space="0" w:color="auto"/>
+          <w:insideV w:val="none" w:sz="0" w:space="0" w:color="auto"/>
+        </w:tblBorders>
         <w:tblLook w:firstRow="1" w:lastRow="0" w:firstColumn="0" w:lastColumn="0" w:noHBand="0" w:noVBand="0" w:val="0020"/>
       </w:tblPr>
       <w:tblGrid>
@@ -25358,7 +25438,11 @@
           <w:tblHeader w:val="on"/>
         </w:trPr>
         <w:tc>
-          <w:tcPr/>
+          <w:tcPr>
+            <w:tcBorders>
+              <w:bottom w:val="single" w:sz="8" w:space="0" w:color="000000"/>
+            </w:tcBorders>
+          </w:tcPr>
           <w:p>
             <w:pPr>
               <w:pStyle w:val="Compact"/>
@@ -25403,7 +25487,11 @@
           </w:p>
         </w:tc>
         <w:tc>
-          <w:tcPr/>
+          <w:tcPr>
+            <w:tcBorders>
+              <w:bottom w:val="single" w:sz="8" w:space="0" w:color="000000"/>
+            </w:tcBorders>
+          </w:tcPr>
           <w:p>
             <w:pPr>
               <w:pStyle w:val="Compact"/>
@@ -25419,7 +25507,11 @@
           </w:p>
         </w:tc>
         <w:tc>
-          <w:tcPr/>
+          <w:tcPr>
+            <w:tcBorders>
+              <w:bottom w:val="single" w:sz="8" w:space="0" w:color="000000"/>
+            </w:tcBorders>
+          </w:tcPr>
           <w:p>
             <w:pPr>
               <w:pStyle w:val="Compact"/>
@@ -25435,7 +25527,11 @@
           </w:p>
         </w:tc>
         <w:tc>
-          <w:tcPr/>
+          <w:tcPr>
+            <w:tcBorders>
+              <w:bottom w:val="single" w:sz="8" w:space="0" w:color="000000"/>
+            </w:tcBorders>
+          </w:tcPr>
           <w:p>
             <w:pPr>
               <w:pStyle w:val="Compact"/>
@@ -28043,6 +28139,14 @@
       <w:tblPr>
         <w:tblStyle w:val="Table"/>
         <w:tblW w:type="auto" w:w="0"/>
+        <w:tblBorders>
+          <w:top w:val="single" w:sz="12" w:space="0" w:color="000000"/>
+          <w:left w:val="none" w:sz="0" w:space="0" w:color="auto"/>
+          <w:bottom w:val="single" w:sz="12" w:space="0" w:color="000000"/>
+          <w:right w:val="none" w:sz="0" w:space="0" w:color="auto"/>
+          <w:insideH w:val="none" w:sz="0" w:space="0" w:color="auto"/>
+          <w:insideV w:val="none" w:sz="0" w:space="0" w:color="auto"/>
+        </w:tblBorders>
         <w:tblLook w:firstRow="1" w:lastRow="0" w:firstColumn="0" w:lastColumn="0" w:noHBand="0" w:noVBand="0" w:val="0020"/>
       </w:tblPr>
       <w:tblGrid>
@@ -28057,7 +28161,11 @@
           <w:tblHeader w:val="on"/>
         </w:trPr>
         <w:tc>
-          <w:tcPr/>
+          <w:tcPr>
+            <w:tcBorders>
+              <w:bottom w:val="single" w:sz="8" w:space="0" w:color="000000"/>
+            </w:tcBorders>
+          </w:tcPr>
           <w:p>
             <w:pPr>
               <w:pStyle w:val="Compact"/>
@@ -28066,7 +28174,11 @@
           </w:p>
         </w:tc>
         <w:tc>
-          <w:tcPr/>
+          <w:tcPr>
+            <w:tcBorders>
+              <w:bottom w:val="single" w:sz="8" w:space="0" w:color="000000"/>
+            </w:tcBorders>
+          </w:tcPr>
           <w:p>
             <w:pPr>
               <w:pStyle w:val="Compact"/>
@@ -28090,7 +28202,11 @@
           </w:p>
         </w:tc>
         <w:tc>
-          <w:tcPr/>
+          <w:tcPr>
+            <w:tcBorders>
+              <w:bottom w:val="single" w:sz="8" w:space="0" w:color="000000"/>
+            </w:tcBorders>
+          </w:tcPr>
           <w:p>
             <w:pPr>
               <w:pStyle w:val="Compact"/>
@@ -28114,7 +28230,11 @@
           </w:p>
         </w:tc>
         <w:tc>
-          <w:tcPr/>
+          <w:tcPr>
+            <w:tcBorders>
+              <w:bottom w:val="single" w:sz="8" w:space="0" w:color="000000"/>
+            </w:tcBorders>
+          </w:tcPr>
           <w:p>
             <w:pPr>
               <w:pStyle w:val="Compact"/>
@@ -28130,7 +28250,11 @@
           </w:p>
         </w:tc>
         <w:tc>
-          <w:tcPr/>
+          <w:tcPr>
+            <w:tcBorders>
+              <w:bottom w:val="single" w:sz="8" w:space="0" w:color="000000"/>
+            </w:tcBorders>
+          </w:tcPr>
           <w:p>
             <w:pPr>
               <w:pStyle w:val="Compact"/>
@@ -28993,6 +29117,14 @@
       <w:tblPr>
         <w:tblStyle w:val="Table"/>
         <w:tblW w:type="auto" w:w="0"/>
+        <w:tblBorders>
+          <w:top w:val="single" w:sz="12" w:space="0" w:color="000000"/>
+          <w:left w:val="none" w:sz="0" w:space="0" w:color="auto"/>
+          <w:bottom w:val="single" w:sz="12" w:space="0" w:color="000000"/>
+          <w:right w:val="none" w:sz="0" w:space="0" w:color="auto"/>
+          <w:insideH w:val="none" w:sz="0" w:space="0" w:color="auto"/>
+          <w:insideV w:val="none" w:sz="0" w:space="0" w:color="auto"/>
+        </w:tblBorders>
         <w:tblLook w:firstRow="1" w:lastRow="0" w:firstColumn="0" w:lastColumn="0" w:noHBand="0" w:noVBand="0" w:val="0020"/>
       </w:tblPr>
       <w:tblGrid>
@@ -29004,7 +29136,11 @@
           <w:tblHeader w:val="on"/>
         </w:trPr>
         <w:tc>
-          <w:tcPr/>
+          <w:tcPr>
+            <w:tcBorders>
+              <w:bottom w:val="single" w:sz="8" w:space="0" w:color="000000"/>
+            </w:tcBorders>
+          </w:tcPr>
           <w:p>
             <w:pPr>
               <w:pStyle w:val="Compact"/>
@@ -29027,7 +29163,11 @@
           </w:p>
         </w:tc>
         <w:tc>
-          <w:tcPr/>
+          <w:tcPr>
+            <w:tcBorders>
+              <w:bottom w:val="single" w:sz="8" w:space="0" w:color="000000"/>
+            </w:tcBorders>
+          </w:tcPr>
           <w:p>
             <w:pPr>
               <w:pStyle w:val="Compact"/>
@@ -30702,7 +30842,7 @@
     <ns0:rPr>
       <ns0:rFonts ns0:ascii="Times New Roman" ns0:cs="Times New Roman" ns0:eastAsia="SimHei" ns0:hAnsi="Times New Roman"/>
       <ns0:b/>
-      <ns0:color ns0:val="17324D"/>
+      <ns0:color ns0:val="000000"/>
       <ns0:sz ns0:val="44"/>
       <ns0:szCs ns0:val="56"/>
     </ns0:rPr>
@@ -30844,7 +30984,7 @@
     <ns0:rPr>
       <ns0:rFonts ns0:ascii="Times New Roman" ns0:cs="Times New Roman" ns0:eastAsia="SimHei" ns0:hAnsi="Times New Roman"/>
       <ns0:b/>
-      <ns0:color ns0:val="17324D"/>
+      <ns0:color ns0:val="000000"/>
       <ns0:sz ns0:val="32"/>
       <ns0:szCs ns0:val="40"/>
     </ns0:rPr>
@@ -30868,7 +31008,7 @@
     <ns0:rPr>
       <ns0:rFonts ns0:ascii="Times New Roman" ns0:cs="Times New Roman" ns0:eastAsia="SimHei" ns0:hAnsi="Times New Roman"/>
       <ns0:b/>
-      <ns0:color ns0:val="17324D"/>
+      <ns0:color ns0:val="000000"/>
       <ns0:sz ns0:val="28"/>
       <ns0:szCs ns0:val="32"/>
     </ns0:rPr>
@@ -30892,7 +31032,7 @@
     <ns0:rPr>
       <ns0:rFonts ns0:ascii="Times New Roman" ns0:cs="Times New Roman" ns0:eastAsia="SimHei" ns0:hAnsi="Times New Roman"/>
       <ns0:b/>
-      <ns0:color ns0:val="17324D"/>
+      <ns0:color ns0:val="000000"/>
       <ns0:sz ns0:val="25"/>
       <ns0:szCs ns0:val="28"/>
     </ns0:rPr>

--- a/00-首页/题组Word/第一轮·竞赛教材版/第一轮原理·2-溶液与相平衡（学生版）.docx
+++ b/00-首页/题组Word/第一轮·竞赛教材版/第一轮原理·2-溶液与相平衡（学生版）.docx
@@ -42,6 +42,60 @@
     </w:p>
     <w:p>
       <w:pPr>
+        <w:pStyle w:val="BlockText"/>
+        <w:ind w:firstLine="420"/>
+      </w:pPr>
+      <w:r>
+        <w:rPr>
+          <w:rFonts w:hint="eastAsia" w:ascii="Times New Roman" w:hAnsi="Times New Roman" w:eastAsia="FangSong" w:cs="Times New Roman"/>
+        </w:rPr>
+        <w:t xml:space="preserve">共</w:t>
+      </w:r>
+      <w:r>
+        <w:rPr>
+          <w:rFonts w:ascii="Times New Roman" w:hAnsi="Times New Roman" w:eastAsia="Times New Roman" w:cs="Times New Roman"/>
+        </w:rPr>
+        <w:t xml:space="preserve"> 40 </w:t>
+      </w:r>
+      <w:r>
+        <w:rPr>
+          <w:rFonts w:hint="eastAsia" w:ascii="Times New Roman" w:hAnsi="Times New Roman" w:eastAsia="FangSong" w:cs="Times New Roman"/>
+        </w:rPr>
+        <w:t>题</w:t>
+      </w:r>
+      <w:r>
+        <w:rPr>
+          <w:rFonts w:hint="eastAsia" w:ascii="Times New Roman" w:hAnsi="Times New Roman" w:eastAsia="Times New Roman" w:cs="Times New Roman"/>
+        </w:rPr>
+        <w:t>。</w:t>
+      </w:r>
+      <w:r>
+        <w:rPr>
+          <w:rFonts w:hint="eastAsia" w:ascii="Times New Roman" w:hAnsi="Times New Roman" w:eastAsia="FangSong" w:cs="Times New Roman"/>
+        </w:rPr>
+        <w:t>建议先独立完成</w:t>
+      </w:r>
+      <w:r>
+        <w:rPr>
+          <w:rFonts w:hint="eastAsia" w:ascii="Times New Roman" w:hAnsi="Times New Roman" w:eastAsia="Times New Roman" w:cs="Times New Roman"/>
+        </w:rPr>
+        <w:t>，</w:t>
+      </w:r>
+      <w:r>
+        <w:rPr>
+          <w:rFonts w:hint="eastAsia" w:ascii="Times New Roman" w:hAnsi="Times New Roman" w:eastAsia="FangSong" w:cs="Times New Roman"/>
+        </w:rPr>
+        <w:t>再核对答案</w:t>
+      </w:r>
+      <w:r>
+        <w:rPr>
+          <w:rFonts w:hint="eastAsia" w:ascii="Times New Roman" w:hAnsi="Times New Roman" w:eastAsia="Times New Roman" w:cs="Times New Roman"/>
+        </w:rPr>
+        <w:t>。</w:t>
+      </w:r>
+    </w:p>
+    <w:p>
+      <w:pPr>
         <w:spacing w:before="160" w:after="80"/>
       </w:pPr>
       <w:r>
@@ -91,6 +145,7 @@
     <w:p>
       <w:pPr>
         <w:pStyle w:val="FirstParagraph"/>
+        <w:ind w:firstLine="420"/>
       </w:pPr>
       <w:r>
         <w:rPr>
@@ -144,6 +199,7 @@
     <w:p>
       <w:pPr>
         <w:pStyle w:val="BodyText"/>
+        <w:ind w:firstLine="420"/>
       </w:pPr>
       <w:r>
         <w:rPr>
@@ -229,6 +285,7 @@
     <w:p>
       <w:pPr>
         <w:pStyle w:val="BodyText"/>
+        <w:ind w:firstLine="420"/>
       </w:pPr>
       <w:r>
         <w:rPr>
@@ -236,7 +293,7 @@
           <w:b/>
           <w:bCs/>
         </w:rPr>
-        <w:t xml:space="preserve">5-1</w:t>
+        <w:t xml:space="preserve">(1)</w:t>
       </w:r>
       <w:r>
         <w:rPr>
@@ -314,6 +371,7 @@
     <w:p>
       <w:pPr>
         <w:pStyle w:val="BodyText"/>
+        <w:ind w:firstLine="420"/>
       </w:pPr>
       <w:r>
         <w:rPr>
@@ -321,7 +379,7 @@
           <w:b/>
           <w:bCs/>
         </w:rPr>
-        <w:t xml:space="preserve">5-2</w:t>
+        <w:t xml:space="preserve">(2)</w:t>
       </w:r>
       <w:r>
         <w:rPr>
@@ -431,6 +489,7 @@
     <w:p>
       <w:pPr>
         <w:pStyle w:val="BodyText"/>
+        <w:ind w:firstLine="420"/>
       </w:pPr>
       <w:r>
         <w:rPr>
@@ -438,7 +497,7 @@
           <w:b/>
           <w:bCs/>
         </w:rPr>
-        <w:t xml:space="preserve">5-3</w:t>
+        <w:t xml:space="preserve">(3)</w:t>
       </w:r>
       <w:r>
         <w:rPr>
@@ -559,6 +618,7 @@
     <w:p>
       <w:pPr>
         <w:pStyle w:val="BodyText"/>
+        <w:ind w:firstLine="420"/>
       </w:pPr>
       <w:r>
         <w:rPr>
@@ -566,7 +626,7 @@
           <w:b/>
           <w:bCs/>
         </w:rPr>
-        <w:t xml:space="preserve">5-4</w:t>
+        <w:t xml:space="preserve">(4)</w:t>
       </w:r>
       <w:r>
         <w:rPr>
@@ -625,43 +685,13 @@
     </w:p>
     <w:p>
       <w:pPr>
-        <w:spacing w:before="0" w:after="0"/>
-      </w:pPr>
-    </w:p>
-    <w:p>
-      <w:pPr>
-        <w:spacing w:before="0" w:after="0"/>
-      </w:pPr>
-    </w:p>
-    <w:p>
-      <w:pPr>
-        <w:spacing w:before="0" w:after="0"/>
-      </w:pPr>
-    </w:p>
-    <w:p>
-      <w:pPr>
-        <w:spacing w:before="0" w:after="0"/>
-      </w:pPr>
-    </w:p>
-    <w:p>
-      <w:pPr>
-        <w:spacing w:before="0" w:after="0"/>
-      </w:pPr>
-    </w:p>
-    <w:p>
-      <w:pPr>
-        <w:spacing w:before="0" w:after="0"/>
-      </w:pPr>
-    </w:p>
-    <w:p>
-      <w:pPr>
-        <w:spacing w:before="0" w:after="0"/>
-      </w:pPr>
-    </w:p>
-    <w:p>
-      <w:pPr>
-        <w:spacing w:before="0" w:after="0"/>
-      </w:pPr>
+        <w:spacing w:before="160" w:after="80"/>
+      </w:pPr>
+      <w:r>
+        <w:pict>
+          <v:rect style="width:0;height:1.5pt" o:hralign="center" o:hrstd="t" o:hr="t"/>
+        </w:pict>
+      </w:r>
     </w:p>
     <w:p>
       <w:pPr>
@@ -702,6 +732,7 @@
     <w:p>
       <w:pPr>
         <w:pStyle w:val="FirstParagraph"/>
+        <w:ind w:firstLine="420"/>
       </w:pPr>
       <w:r>
         <w:rPr>
@@ -848,7 +879,7 @@
         </w:rPr>
         <w:drawing>
           <wp:inline>
-            <wp:extent cx="3600000" cy="1713208"/>
+            <wp:extent cx="3600000" cy="1901886"/>
             <wp:effectExtent b="0" l="0" r="0" t="0"/>
             <wp:docPr descr="" title="" id="11" name="Picture"/>
             <a:graphic>
@@ -869,7 +900,7 @@
                   <pic:spPr bwMode="auto">
                     <a:xfrm>
                       <a:off x="0" y="0"/>
-                      <a:ext cx="3600000" cy="1713208"/>
+                      <a:ext cx="3600000" cy="1901886"/>
                     </a:xfrm>
                     <a:prstGeom prst="rect">
                       <a:avLst/>
@@ -891,7 +922,11 @@
     <w:p>
       <w:pPr>
         <w:pStyle w:val="Compact"/>
-        <w:spacing w:before="0" w:after="0"/>
+        <w:numPr>
+          <w:ilvl w:val="0"/>
+          <w:numId w:val="1001"/>
+        </w:numPr>
+        <w:ind w:firstLine="420"/>
       </w:pPr>
       <w:r>
         <w:rPr>
@@ -921,7 +956,11 @@
     <w:p>
       <w:pPr>
         <w:pStyle w:val="Compact"/>
-        <w:spacing w:before="0" w:after="0"/>
+        <w:numPr>
+          <w:ilvl w:val="0"/>
+          <w:numId w:val="1001"/>
+        </w:numPr>
+        <w:ind w:firstLine="420"/>
       </w:pPr>
       <w:r>
         <w:rPr>
@@ -951,7 +990,11 @@
     <w:p>
       <w:pPr>
         <w:pStyle w:val="Compact"/>
-        <w:spacing w:before="0" w:after="0"/>
+        <w:numPr>
+          <w:ilvl w:val="0"/>
+          <w:numId w:val="1001"/>
+        </w:numPr>
+        <w:ind w:firstLine="420"/>
       </w:pPr>
       <w:r>
         <w:rPr>
@@ -1057,7 +1100,11 @@
     <w:p>
       <w:pPr>
         <w:pStyle w:val="Compact"/>
-        <w:spacing w:before="0" w:after="0"/>
+        <w:numPr>
+          <w:ilvl w:val="0"/>
+          <w:numId w:val="1001"/>
+        </w:numPr>
+        <w:ind w:firstLine="420"/>
       </w:pPr>
       <w:r>
         <w:rPr>
@@ -1086,13 +1133,13 @@
     </w:p>
     <w:p>
       <w:pPr>
-        <w:spacing w:before="0" w:after="0"/>
-      </w:pPr>
-    </w:p>
-    <w:p>
-      <w:pPr>
-        <w:spacing w:before="0" w:after="0"/>
-      </w:pPr>
+        <w:spacing w:before="160" w:after="80"/>
+      </w:pPr>
+      <w:r>
+        <w:pict>
+          <v:rect style="width:0;height:1.5pt" o:hralign="center" o:hrstd="t" o:hr="t"/>
+        </w:pict>
+      </w:r>
     </w:p>
     <w:p>
       <w:pPr>
@@ -1134,6 +1181,7 @@
       <w:pPr>
         <w:pStyle w:val="FirstParagraph"/>
         <w:spacing w:after="80"/>
+        <w:ind w:firstLine="420"/>
       </w:pPr>
       <w:r>
         <w:rPr>
@@ -1164,15 +1212,16 @@
       <w:tblPr>
         <w:tblStyle w:val="Table"/>
         <w:tblW w:type="auto" w:w="0"/>
+        <w:tblLook w:firstRow="1" w:lastRow="0" w:firstColumn="0" w:lastColumn="0" w:noHBand="0" w:noVBand="0" w:val="0020"/>
+        <w:jc w:val="center"/>
         <w:tblBorders>
-          <w:top w:val="single" w:sz="12" w:space="0" w:color="000000"/>
-          <w:left w:val="none" w:sz="0" w:space="0" w:color="auto"/>
-          <w:bottom w:val="single" w:sz="12" w:space="0" w:color="000000"/>
-          <w:right w:val="none" w:sz="0" w:space="0" w:color="auto"/>
-          <w:insideH w:val="none" w:sz="0" w:space="0" w:color="auto"/>
-          <w:insideV w:val="none" w:sz="0" w:space="0" w:color="auto"/>
+          <w:top w:val="single" w:sz="12" w:space="0" w:color="333333"/>
+          <w:bottom w:val="single" w:sz="12" w:space="0" w:color="333333"/>
+          <w:left w:val="none"/>
+          <w:right w:val="none"/>
+          <w:insideH w:val="none"/>
+          <w:insideV w:val="none"/>
         </w:tblBorders>
-        <w:tblLook w:firstRow="1" w:lastRow="0" w:firstColumn="0" w:lastColumn="0" w:noHBand="0" w:noVBand="0" w:val="0020"/>
       </w:tblPr>
       <w:tblGrid>
         <w:gridCol w:w="3960"/>
@@ -1185,7 +1234,7 @@
         <w:tc>
           <w:tcPr>
             <w:tcBorders>
-              <w:bottom w:val="single" w:sz="8" w:space="0" w:color="000000"/>
+              <w:bottom w:val="single" w:sz="6" w:space="0" w:color="333333"/>
             </w:tcBorders>
           </w:tcPr>
           <w:p>
@@ -1217,7 +1266,7 @@
         <w:tc>
           <w:tcPr>
             <w:tcBorders>
-              <w:bottom w:val="single" w:sz="8" w:space="0" w:color="000000"/>
+              <w:bottom w:val="single" w:sz="6" w:space="0" w:color="333333"/>
             </w:tcBorders>
           </w:tcPr>
           <w:p>
@@ -1316,6 +1365,7 @@
       <w:pPr>
         <w:pStyle w:val="BodyText"/>
         <w:spacing w:before="120"/>
+        <w:ind w:firstLine="420"/>
       </w:pPr>
       <w:r>
         <w:rPr>
@@ -1445,6 +1495,7 @@
           <w:ilvl w:val="0"/>
           <w:numId w:val="1002"/>
         </w:numPr>
+        <w:ind w:firstLine="420"/>
       </w:pPr>
       <w:r>
         <w:rPr>
@@ -1635,6 +1686,7 @@
           <w:ilvl w:val="0"/>
           <w:numId w:val="1002"/>
         </w:numPr>
+        <w:ind w:firstLine="420"/>
       </w:pPr>
       <w:r>
         <w:rPr>
@@ -1754,6 +1806,7 @@
           <w:ilvl w:val="0"/>
           <w:numId w:val="1002"/>
         </w:numPr>
+        <w:ind w:firstLine="420"/>
       </w:pPr>
       <w:r>
         <w:rPr>
@@ -1846,43 +1899,13 @@
     </w:p>
     <w:p>
       <w:pPr>
-        <w:spacing w:before="0" w:after="0"/>
-      </w:pPr>
-    </w:p>
-    <w:p>
-      <w:pPr>
-        <w:spacing w:before="0" w:after="0"/>
-      </w:pPr>
-    </w:p>
-    <w:p>
-      <w:pPr>
-        <w:spacing w:before="0" w:after="0"/>
-      </w:pPr>
-    </w:p>
-    <w:p>
-      <w:pPr>
-        <w:spacing w:before="0" w:after="0"/>
-      </w:pPr>
-    </w:p>
-    <w:p>
-      <w:pPr>
-        <w:spacing w:before="0" w:after="0"/>
-      </w:pPr>
-    </w:p>
-    <w:p>
-      <w:pPr>
-        <w:spacing w:before="0" w:after="0"/>
-      </w:pPr>
-    </w:p>
-    <w:p>
-      <w:pPr>
-        <w:spacing w:before="0" w:after="0"/>
-      </w:pPr>
-    </w:p>
-    <w:p>
-      <w:pPr>
-        <w:spacing w:before="0" w:after="0"/>
-      </w:pPr>
+        <w:spacing w:before="160" w:after="80"/>
+      </w:pPr>
+      <w:r>
+        <w:pict>
+          <v:rect style="width:0;height:1.5pt" o:hralign="center" o:hrstd="t" o:hr="t"/>
+        </w:pict>
+      </w:r>
     </w:p>
     <w:p>
       <w:pPr>
@@ -1923,6 +1946,7 @@
     <w:p>
       <w:pPr>
         <w:pStyle w:val="FirstParagraph"/>
+        <w:ind w:firstLine="420"/>
       </w:pPr>
       <w:r>
         <w:rPr>
@@ -2552,18 +2576,13 @@
     </w:p>
     <w:p>
       <w:pPr>
-        <w:spacing w:before="0" w:after="0"/>
-      </w:pPr>
-    </w:p>
-    <w:p>
-      <w:pPr>
-        <w:spacing w:before="0" w:after="0"/>
-      </w:pPr>
-    </w:p>
-    <w:p>
-      <w:pPr>
-        <w:spacing w:before="0" w:after="0"/>
-      </w:pPr>
+        <w:spacing w:before="160" w:after="80"/>
+      </w:pPr>
+      <w:r>
+        <w:pict>
+          <v:rect style="width:0;height:1.5pt" o:hralign="center" o:hrstd="t" o:hr="t"/>
+        </w:pict>
+      </w:r>
     </w:p>
     <w:p>
       <w:pPr>
@@ -2604,6 +2623,7 @@
     <w:p>
       <w:pPr>
         <w:pStyle w:val="FirstParagraph"/>
+        <w:ind w:firstLine="420"/>
       </w:pPr>
       <w:r>
         <w:rPr>
@@ -2644,18 +2664,13 @@
     </w:p>
     <w:p>
       <w:pPr>
-        <w:spacing w:before="0" w:after="0"/>
-      </w:pPr>
-    </w:p>
-    <w:p>
-      <w:pPr>
-        <w:spacing w:before="0" w:after="0"/>
-      </w:pPr>
-    </w:p>
-    <w:p>
-      <w:pPr>
-        <w:spacing w:before="0" w:after="0"/>
-      </w:pPr>
+        <w:spacing w:before="160" w:after="80"/>
+      </w:pPr>
+      <w:r>
+        <w:pict>
+          <v:rect style="width:0;height:1.5pt" o:hralign="center" o:hrstd="t" o:hr="t"/>
+        </w:pict>
+      </w:r>
     </w:p>
     <w:p>
       <w:pPr>
@@ -2696,6 +2711,7 @@
     <w:p>
       <w:pPr>
         <w:pStyle w:val="FirstParagraph"/>
+        <w:ind w:firstLine="420"/>
       </w:pPr>
       <w:r>
         <w:rPr>
@@ -3099,6 +3115,7 @@
           <w:ilvl w:val="0"/>
           <w:numId w:val="1004"/>
         </w:numPr>
+        <w:ind w:firstLine="420"/>
       </w:pPr>
       <w:r>
         <w:rPr>
@@ -3197,6 +3214,7 @@
           <w:ilvl w:val="0"/>
           <w:numId w:val="1004"/>
         </w:numPr>
+        <w:ind w:firstLine="420"/>
       </w:pPr>
       <w:r>
         <w:rPr>
@@ -3229,6 +3247,7 @@
           <w:ilvl w:val="0"/>
           <w:numId w:val="1004"/>
         </w:numPr>
+        <w:ind w:firstLine="420"/>
       </w:pPr>
       <w:r>
         <w:rPr>
@@ -3285,6 +3304,7 @@
           <w:ilvl w:val="0"/>
           <w:numId w:val="1004"/>
         </w:numPr>
+        <w:ind w:firstLine="420"/>
       </w:pPr>
       <w:r>
         <w:rPr>
@@ -3313,43 +3333,13 @@
     </w:p>
     <w:p>
       <w:pPr>
-        <w:spacing w:before="0" w:after="0"/>
-      </w:pPr>
-    </w:p>
-    <w:p>
-      <w:pPr>
-        <w:spacing w:before="0" w:after="0"/>
-      </w:pPr>
-    </w:p>
-    <w:p>
-      <w:pPr>
-        <w:spacing w:before="0" w:after="0"/>
-      </w:pPr>
-    </w:p>
-    <w:p>
-      <w:pPr>
-        <w:spacing w:before="0" w:after="0"/>
-      </w:pPr>
-    </w:p>
-    <w:p>
-      <w:pPr>
-        <w:spacing w:before="0" w:after="0"/>
-      </w:pPr>
-    </w:p>
-    <w:p>
-      <w:pPr>
-        <w:spacing w:before="0" w:after="0"/>
-      </w:pPr>
-    </w:p>
-    <w:p>
-      <w:pPr>
-        <w:spacing w:before="0" w:after="0"/>
-      </w:pPr>
-    </w:p>
-    <w:p>
-      <w:pPr>
-        <w:spacing w:before="0" w:after="0"/>
-      </w:pPr>
+        <w:spacing w:before="160" w:after="80"/>
+      </w:pPr>
+      <w:r>
+        <w:pict>
+          <v:rect style="width:0;height:1.5pt" o:hralign="center" o:hrstd="t" o:hr="t"/>
+        </w:pict>
+      </w:r>
     </w:p>
     <w:p>
       <w:pPr>
@@ -3390,6 +3380,7 @@
     <w:p>
       <w:pPr>
         <w:pStyle w:val="FirstParagraph"/>
+        <w:ind w:firstLine="420"/>
       </w:pPr>
       <w:r>
         <w:rPr>
@@ -3457,7 +3448,7 @@
     <w:p>
       <w:pPr>
         <w:pStyle w:val="BodyText"/>
-        <w:spacing w:before="0" w:after="0"/>
+        <w:ind w:firstLine="420"/>
       </w:pPr>
       <w:r>
         <w:rPr>
@@ -3543,7 +3534,7 @@
     <w:p>
       <w:pPr>
         <w:pStyle w:val="BodyText"/>
-        <w:spacing w:before="0" w:after="0"/>
+        <w:ind w:firstLine="420"/>
       </w:pPr>
       <w:r>
         <w:rPr>
@@ -3647,7 +3638,7 @@
     <w:p>
       <w:pPr>
         <w:pStyle w:val="BodyText"/>
-        <w:spacing w:before="0" w:after="0"/>
+        <w:ind w:firstLine="420"/>
       </w:pPr>
       <w:r>
         <w:rPr>
@@ -3733,7 +3724,7 @@
     <w:p>
       <w:pPr>
         <w:pStyle w:val="BodyText"/>
-        <w:spacing w:before="0" w:after="0"/>
+        <w:ind w:firstLine="420"/>
       </w:pPr>
       <w:r>
         <w:rPr>
@@ -3836,13 +3827,13 @@
     </w:p>
     <w:p>
       <w:pPr>
-        <w:spacing w:before="0" w:after="0"/>
-      </w:pPr>
-    </w:p>
-    <w:p>
-      <w:pPr>
-        <w:spacing w:before="0" w:after="0"/>
-      </w:pPr>
+        <w:spacing w:before="160" w:after="80"/>
+      </w:pPr>
+      <w:r>
+        <w:pict>
+          <v:rect style="width:0;height:1.5pt" o:hralign="center" o:hrstd="t" o:hr="t"/>
+        </w:pict>
+      </w:r>
     </w:p>
     <w:p>
       <w:pPr>
@@ -3883,6 +3874,7 @@
     <w:p>
       <w:pPr>
         <w:pStyle w:val="FirstParagraph"/>
+        <w:ind w:firstLine="420"/>
       </w:pPr>
       <w:r>
         <w:rPr>
@@ -4002,6 +3994,7 @@
     <w:p>
       <w:pPr>
         <w:pStyle w:val="FirstParagraph"/>
+        <w:ind w:firstLine="420"/>
       </w:pPr>
       <w:r>
         <w:rPr>
@@ -4219,28 +4212,13 @@
     </w:p>
     <w:p>
       <w:pPr>
-        <w:spacing w:before="0" w:after="0"/>
-      </w:pPr>
-    </w:p>
-    <w:p>
-      <w:pPr>
-        <w:spacing w:before="0" w:after="0"/>
-      </w:pPr>
-    </w:p>
-    <w:p>
-      <w:pPr>
-        <w:spacing w:before="0" w:after="0"/>
-      </w:pPr>
-    </w:p>
-    <w:p>
-      <w:pPr>
-        <w:spacing w:before="0" w:after="0"/>
-      </w:pPr>
-    </w:p>
-    <w:p>
-      <w:pPr>
-        <w:spacing w:before="0" w:after="0"/>
-      </w:pPr>
+        <w:spacing w:before="160" w:after="80"/>
+      </w:pPr>
+      <w:r>
+        <w:pict>
+          <v:rect style="width:0;height:1.5pt" o:hralign="center" o:hrstd="t" o:hr="t"/>
+        </w:pict>
+      </w:r>
     </w:p>
     <w:p>
       <w:pPr>
@@ -4281,6 +4259,7 @@
     <w:p>
       <w:pPr>
         <w:pStyle w:val="FirstParagraph"/>
+        <w:ind w:firstLine="420"/>
       </w:pPr>
       <w:r>
         <w:rPr>
@@ -4379,18 +4358,13 @@
     </w:p>
     <w:p>
       <w:pPr>
-        <w:spacing w:before="0" w:after="0"/>
-      </w:pPr>
-    </w:p>
-    <w:p>
-      <w:pPr>
-        <w:spacing w:before="0" w:after="0"/>
-      </w:pPr>
-    </w:p>
-    <w:p>
-      <w:pPr>
-        <w:spacing w:before="0" w:after="0"/>
-      </w:pPr>
+        <w:spacing w:before="160" w:after="80"/>
+      </w:pPr>
+      <w:r>
+        <w:pict>
+          <v:rect style="width:0;height:1.5pt" o:hralign="center" o:hrstd="t" o:hr="t"/>
+        </w:pict>
+      </w:r>
     </w:p>
     <w:p>
       <w:pPr>
@@ -4431,6 +4405,7 @@
     <w:p>
       <w:pPr>
         <w:pStyle w:val="FirstParagraph"/>
+        <w:ind w:firstLine="420"/>
       </w:pPr>
       <w:r>
         <w:rPr>
@@ -4911,6 +4886,7 @@
           <w:ilvl w:val="0"/>
           <w:numId w:val="1005"/>
         </w:numPr>
+        <w:ind w:firstLine="420"/>
       </w:pPr>
       <w:r>
         <w:rPr>
@@ -4931,6 +4907,7 @@
           <w:ilvl w:val="0"/>
           <w:numId w:val="1005"/>
         </w:numPr>
+        <w:ind w:firstLine="420"/>
       </w:pPr>
       <w:r>
         <w:rPr>
@@ -4951,6 +4928,7 @@
           <w:ilvl w:val="0"/>
           <w:numId w:val="1005"/>
         </w:numPr>
+        <w:ind w:firstLine="420"/>
       </w:pPr>
       <w:r>
         <w:rPr>
@@ -4979,28 +4957,13 @@
     </w:p>
     <w:p>
       <w:pPr>
-        <w:spacing w:before="0" w:after="0"/>
-      </w:pPr>
-    </w:p>
-    <w:p>
-      <w:pPr>
-        <w:spacing w:before="0" w:after="0"/>
-      </w:pPr>
-    </w:p>
-    <w:p>
-      <w:pPr>
-        <w:spacing w:before="0" w:after="0"/>
-      </w:pPr>
-    </w:p>
-    <w:p>
-      <w:pPr>
-        <w:spacing w:before="0" w:after="0"/>
-      </w:pPr>
-    </w:p>
-    <w:p>
-      <w:pPr>
-        <w:spacing w:before="0" w:after="0"/>
-      </w:pPr>
+        <w:spacing w:before="160" w:after="80"/>
+      </w:pPr>
+      <w:r>
+        <w:pict>
+          <v:rect style="width:0;height:1.5pt" o:hralign="center" o:hrstd="t" o:hr="t"/>
+        </w:pict>
+      </w:r>
     </w:p>
     <w:p>
       <w:pPr>
@@ -5041,6 +5004,7 @@
     <w:p>
       <w:pPr>
         <w:pStyle w:val="FirstParagraph"/>
+        <w:ind w:firstLine="420"/>
       </w:pPr>
       <w:r>
         <w:rPr>
@@ -5254,6 +5218,7 @@
           <w:ilvl w:val="0"/>
           <w:numId w:val="1006"/>
         </w:numPr>
+        <w:ind w:firstLine="420"/>
       </w:pPr>
       <w:r>
         <w:rPr>
@@ -5356,6 +5321,7 @@
           <w:ilvl w:val="0"/>
           <w:numId w:val="1006"/>
         </w:numPr>
+        <w:ind w:firstLine="420"/>
       </w:pPr>
       <w:r>
         <w:rPr>
@@ -5473,6 +5439,7 @@
           <w:ilvl w:val="0"/>
           <w:numId w:val="1006"/>
         </w:numPr>
+        <w:ind w:firstLine="420"/>
       </w:pPr>
       <w:r>
         <w:rPr>
@@ -5626,43 +5593,13 @@
     </w:p>
     <w:p>
       <w:pPr>
-        <w:spacing w:before="0" w:after="0"/>
-      </w:pPr>
-    </w:p>
-    <w:p>
-      <w:pPr>
-        <w:spacing w:before="0" w:after="0"/>
-      </w:pPr>
-    </w:p>
-    <w:p>
-      <w:pPr>
-        <w:spacing w:before="0" w:after="0"/>
-      </w:pPr>
-    </w:p>
-    <w:p>
-      <w:pPr>
-        <w:spacing w:before="0" w:after="0"/>
-      </w:pPr>
-    </w:p>
-    <w:p>
-      <w:pPr>
-        <w:spacing w:before="0" w:after="0"/>
-      </w:pPr>
-    </w:p>
-    <w:p>
-      <w:pPr>
-        <w:spacing w:before="0" w:after="0"/>
-      </w:pPr>
-    </w:p>
-    <w:p>
-      <w:pPr>
-        <w:spacing w:before="0" w:after="0"/>
-      </w:pPr>
-    </w:p>
-    <w:p>
-      <w:pPr>
-        <w:spacing w:before="0" w:after="0"/>
-      </w:pPr>
+        <w:spacing w:before="160" w:after="80"/>
+      </w:pPr>
+      <w:r>
+        <w:pict>
+          <v:rect style="width:0;height:1.5pt" o:hralign="center" o:hrstd="t" o:hr="t"/>
+        </w:pict>
+      </w:r>
     </w:p>
     <w:p>
       <w:pPr>
@@ -5703,6 +5640,7 @@
     <w:p>
       <w:pPr>
         <w:pStyle w:val="FirstParagraph"/>
+        <w:ind w:firstLine="420"/>
       </w:pPr>
       <w:r>
         <w:rPr>
@@ -5872,6 +5810,7 @@
           <w:ilvl w:val="0"/>
           <w:numId w:val="1007"/>
         </w:numPr>
+        <w:ind w:firstLine="420"/>
       </w:pPr>
       <w:r>
         <w:rPr>
@@ -5984,6 +5923,7 @@
           <w:ilvl w:val="0"/>
           <w:numId w:val="1007"/>
         </w:numPr>
+        <w:ind w:firstLine="420"/>
       </w:pPr>
       <w:r>
         <w:rPr>
@@ -6124,6 +6064,7 @@
           <w:ilvl w:val="0"/>
           <w:numId w:val="1008"/>
         </w:numPr>
+        <w:ind w:firstLine="420"/>
       </w:pPr>
       <w:r>
         <w:rPr>
@@ -6238,6 +6179,7 @@
           <w:ilvl w:val="0"/>
           <w:numId w:val="1008"/>
         </w:numPr>
+        <w:ind w:firstLine="420"/>
       </w:pPr>
       <w:r>
         <w:rPr>
@@ -6355,6 +6297,7 @@
           <w:ilvl w:val="0"/>
           <w:numId w:val="1008"/>
         </w:numPr>
+        <w:ind w:firstLine="420"/>
       </w:pPr>
       <w:r>
         <w:rPr>
@@ -6459,43 +6402,13 @@
     </w:p>
     <w:p>
       <w:pPr>
-        <w:spacing w:before="0" w:after="0"/>
-      </w:pPr>
-    </w:p>
-    <w:p>
-      <w:pPr>
-        <w:spacing w:before="0" w:after="0"/>
-      </w:pPr>
-    </w:p>
-    <w:p>
-      <w:pPr>
-        <w:spacing w:before="0" w:after="0"/>
-      </w:pPr>
-    </w:p>
-    <w:p>
-      <w:pPr>
-        <w:spacing w:before="0" w:after="0"/>
-      </w:pPr>
-    </w:p>
-    <w:p>
-      <w:pPr>
-        <w:spacing w:before="0" w:after="0"/>
-      </w:pPr>
-    </w:p>
-    <w:p>
-      <w:pPr>
-        <w:spacing w:before="0" w:after="0"/>
-      </w:pPr>
-    </w:p>
-    <w:p>
-      <w:pPr>
-        <w:spacing w:before="0" w:after="0"/>
-      </w:pPr>
-    </w:p>
-    <w:p>
-      <w:pPr>
-        <w:spacing w:before="0" w:after="0"/>
-      </w:pPr>
+        <w:spacing w:before="160" w:after="80"/>
+      </w:pPr>
+      <w:r>
+        <w:pict>
+          <v:rect style="width:0;height:1.5pt" o:hralign="center" o:hrstd="t" o:hr="t"/>
+        </w:pict>
+      </w:r>
     </w:p>
     <w:p>
       <w:pPr>
@@ -6536,6 +6449,7 @@
     <w:p>
       <w:pPr>
         <w:pStyle w:val="FirstParagraph"/>
+        <w:ind w:firstLine="420"/>
       </w:pPr>
       <w:r>
         <w:rPr>
@@ -6681,6 +6595,7 @@
           <w:ilvl w:val="0"/>
           <w:numId w:val="1009"/>
         </w:numPr>
+        <w:ind w:firstLine="420"/>
       </w:pPr>
       <w:r>
         <w:rPr>
@@ -6754,6 +6669,7 @@
           <w:ilvl w:val="0"/>
           <w:numId w:val="1009"/>
         </w:numPr>
+        <w:ind w:firstLine="420"/>
       </w:pPr>
       <w:r>
         <w:rPr>
@@ -6823,6 +6739,7 @@
     <w:p>
       <w:pPr>
         <w:pStyle w:val="FirstParagraph"/>
+        <w:ind w:firstLine="420"/>
       </w:pPr>
       <w:r>
         <w:rPr>
@@ -6937,6 +6854,7 @@
           <w:ilvl w:val="0"/>
           <w:numId w:val="1010"/>
         </w:numPr>
+        <w:ind w:firstLine="420"/>
       </w:pPr>
       <w:r>
         <w:rPr>
@@ -7003,6 +6921,7 @@
           <w:ilvl w:val="0"/>
           <w:numId w:val="1010"/>
         </w:numPr>
+        <w:ind w:firstLine="420"/>
       </w:pPr>
       <w:r>
         <w:rPr>
@@ -7137,6 +7056,7 @@
           <w:ilvl w:val="0"/>
           <w:numId w:val="1010"/>
         </w:numPr>
+        <w:ind w:firstLine="420"/>
       </w:pPr>
       <w:r>
         <w:rPr>
@@ -7307,43 +7227,13 @@
     </w:p>
     <w:p>
       <w:pPr>
-        <w:spacing w:before="0" w:after="0"/>
-      </w:pPr>
-    </w:p>
-    <w:p>
-      <w:pPr>
-        <w:spacing w:before="0" w:after="0"/>
-      </w:pPr>
-    </w:p>
-    <w:p>
-      <w:pPr>
-        <w:spacing w:before="0" w:after="0"/>
-      </w:pPr>
-    </w:p>
-    <w:p>
-      <w:pPr>
-        <w:spacing w:before="0" w:after="0"/>
-      </w:pPr>
-    </w:p>
-    <w:p>
-      <w:pPr>
-        <w:spacing w:before="0" w:after="0"/>
-      </w:pPr>
-    </w:p>
-    <w:p>
-      <w:pPr>
-        <w:spacing w:before="0" w:after="0"/>
-      </w:pPr>
-    </w:p>
-    <w:p>
-      <w:pPr>
-        <w:spacing w:before="0" w:after="0"/>
-      </w:pPr>
-    </w:p>
-    <w:p>
-      <w:pPr>
-        <w:spacing w:before="0" w:after="0"/>
-      </w:pPr>
+        <w:spacing w:before="160" w:after="80"/>
+      </w:pPr>
+      <w:r>
+        <w:pict>
+          <v:rect style="width:0;height:1.5pt" o:hralign="center" o:hrstd="t" o:hr="t"/>
+        </w:pict>
+      </w:r>
     </w:p>
     <w:p>
       <w:pPr>
@@ -7384,6 +7274,7 @@
     <w:p>
       <w:pPr>
         <w:pStyle w:val="FirstParagraph"/>
+        <w:ind w:firstLine="420"/>
       </w:pPr>
       <w:r>
         <w:rPr>
@@ -7565,6 +7456,7 @@
     <w:p>
       <w:pPr>
         <w:pStyle w:val="BodyText"/>
+        <w:ind w:firstLine="420"/>
       </w:pPr>
       <w:r>
         <w:rPr>
@@ -7996,6 +7888,7 @@
     <w:p>
       <w:pPr>
         <w:pStyle w:val="BodyText"/>
+        <w:ind w:firstLine="420"/>
       </w:pPr>
       <w:r>
         <w:rPr>
@@ -8136,6 +8029,7 @@
     <w:p>
       <w:pPr>
         <w:pStyle w:val="BodyText"/>
+        <w:ind w:firstLine="420"/>
       </w:pPr>
       <w:r>
         <w:rPr>
@@ -8363,6 +8257,7 @@
     <w:p>
       <w:pPr>
         <w:pStyle w:val="BodyText"/>
+        <w:ind w:firstLine="420"/>
       </w:pPr>
       <w:r>
         <w:rPr>
@@ -8370,7 +8265,7 @@
           <w:b/>
           <w:bCs/>
         </w:rPr>
-        <w:t xml:space="preserve">6-4 </w:t>
+        <w:t xml:space="preserve">(4) </w:t>
       </w:r>
       <w:r>
         <w:rPr>
@@ -8400,6 +8295,7 @@
     <w:p>
       <w:pPr>
         <w:pStyle w:val="BodyText"/>
+        <w:ind w:firstLine="420"/>
       </w:pPr>
       <m:oMath>
         <m:oMathPr>
@@ -8511,6 +8407,7 @@
     <w:p>
       <w:pPr>
         <w:pStyle w:val="BodyText"/>
+        <w:ind w:firstLine="420"/>
       </w:pPr>
       <w:r>
         <w:rPr>
@@ -8518,7 +8415,7 @@
           <w:b/>
           <w:bCs/>
         </w:rPr>
-        <w:t xml:space="preserve">6-5 </w:t>
+        <w:t xml:space="preserve">(5) </w:t>
       </w:r>
       <w:r>
         <w:rPr>
@@ -8548,6 +8445,7 @@
     <w:p>
       <w:pPr>
         <w:pStyle w:val="BodyText"/>
+        <w:ind w:firstLine="420"/>
       </w:pPr>
       <w:r>
         <w:rPr>
@@ -8708,6 +8606,7 @@
     <w:p>
       <w:pPr>
         <w:pStyle w:val="BodyText"/>
+        <w:ind w:firstLine="420"/>
       </w:pPr>
       <w:r>
         <w:rPr>
@@ -9164,43 +9063,13 @@
     </w:p>
     <w:p>
       <w:pPr>
-        <w:spacing w:before="0" w:after="0"/>
-      </w:pPr>
-    </w:p>
-    <w:p>
-      <w:pPr>
-        <w:spacing w:before="0" w:after="0"/>
-      </w:pPr>
-    </w:p>
-    <w:p>
-      <w:pPr>
-        <w:spacing w:before="0" w:after="0"/>
-      </w:pPr>
-    </w:p>
-    <w:p>
-      <w:pPr>
-        <w:spacing w:before="0" w:after="0"/>
-      </w:pPr>
-    </w:p>
-    <w:p>
-      <w:pPr>
-        <w:spacing w:before="0" w:after="0"/>
-      </w:pPr>
-    </w:p>
-    <w:p>
-      <w:pPr>
-        <w:spacing w:before="0" w:after="0"/>
-      </w:pPr>
-    </w:p>
-    <w:p>
-      <w:pPr>
-        <w:spacing w:before="0" w:after="0"/>
-      </w:pPr>
-    </w:p>
-    <w:p>
-      <w:pPr>
-        <w:spacing w:before="0" w:after="0"/>
-      </w:pPr>
+        <w:spacing w:before="160" w:after="80"/>
+      </w:pPr>
+      <w:r>
+        <w:pict>
+          <v:rect style="width:0;height:1.5pt" o:hralign="center" o:hrstd="t" o:hr="t"/>
+        </w:pict>
+      </w:r>
     </w:p>
     <w:p>
       <w:pPr>
@@ -9241,6 +9110,7 @@
     <w:p>
       <w:pPr>
         <w:pStyle w:val="FirstParagraph"/>
+        <w:ind w:firstLine="420"/>
       </w:pPr>
       <w:r>
         <w:rPr>
@@ -9353,6 +9223,7 @@
     <w:p>
       <w:pPr>
         <w:pStyle w:val="BodyText"/>
+        <w:ind w:firstLine="420"/>
       </w:pPr>
       <w:r>
         <w:rPr>
@@ -9546,6 +9417,7 @@
     <w:p>
       <w:pPr>
         <w:pStyle w:val="BodyText"/>
+        <w:ind w:firstLine="420"/>
       </w:pPr>
       <w:r>
         <w:rPr>
@@ -9858,6 +9730,7 @@
     <w:p>
       <w:pPr>
         <w:pStyle w:val="FirstParagraph"/>
+        <w:ind w:firstLine="420"/>
       </w:pPr>
       <w:r>
         <w:rPr>
@@ -9971,6 +9844,7 @@
     <w:p>
       <w:pPr>
         <w:pStyle w:val="BodyText"/>
+        <w:ind w:firstLine="420"/>
       </w:pPr>
       <w:r>
         <w:rPr>
@@ -10116,6 +9990,7 @@
     <w:p>
       <w:pPr>
         <w:pStyle w:val="FirstParagraph"/>
+        <w:ind w:firstLine="420"/>
       </w:pPr>
       <w:r>
         <w:rPr>
@@ -10259,14 +10134,12 @@
     </w:p>
     <w:p>
       <w:pPr>
-        <w:pStyle w:val="BodyText"/>
-      </w:pPr>
-      <w:r>
-        <w:rPr>
-          <w:rFonts w:ascii="Times New Roman" w:hAnsi="Times New Roman" w:eastAsia="Times New Roman" w:cs="Times New Roman"/>
-        </w:rPr>
-        <w:t xml:space="preserve">3-1 </w:t>
-      </w:r>
+        <w:numPr>
+          <w:ilvl w:val="0"/>
+          <w:numId w:val="1011"/>
+        </w:numPr>
+        <w:ind w:firstLine="420"/>
+      </w:pPr>
       <w:r>
         <w:rPr>
           <w:rFonts w:hint="eastAsia" w:ascii="Times New Roman" w:hAnsi="Times New Roman" w:eastAsia="FangSong" w:cs="Times New Roman"/>
@@ -10318,14 +10191,12 @@
     </w:p>
     <w:p>
       <w:pPr>
-        <w:pStyle w:val="BodyText"/>
-      </w:pPr>
-      <w:r>
-        <w:rPr>
-          <w:rFonts w:ascii="Times New Roman" w:hAnsi="Times New Roman" w:eastAsia="Times New Roman" w:cs="Times New Roman"/>
-        </w:rPr>
-        <w:t xml:space="preserve">3-2 </w:t>
-      </w:r>
+        <w:numPr>
+          <w:ilvl w:val="0"/>
+          <w:numId w:val="1011"/>
+        </w:numPr>
+        <w:ind w:firstLine="420"/>
+      </w:pPr>
       <w:r>
         <w:rPr>
           <w:rFonts w:hint="eastAsia" w:ascii="Times New Roman" w:hAnsi="Times New Roman" w:eastAsia="FangSong" w:cs="Times New Roman"/>
@@ -10421,7 +10292,7 @@
         <m:sSub>
           <m:e>
             <m:r>
-              <m:t xml:space="preserve"> </m:t>
+              <m:t>​</m:t>
             </m:r>
           </m:e>
           <m:sub>
@@ -10464,14 +10335,12 @@
     </w:p>
     <w:p>
       <w:pPr>
-        <w:pStyle w:val="BodyText"/>
-      </w:pPr>
-      <w:r>
-        <w:rPr>
-          <w:rFonts w:ascii="Times New Roman" w:hAnsi="Times New Roman" w:eastAsia="Times New Roman" w:cs="Times New Roman"/>
-        </w:rPr>
-        <w:t xml:space="preserve">3-3 </w:t>
-      </w:r>
+        <w:numPr>
+          <w:ilvl w:val="0"/>
+          <w:numId w:val="1011"/>
+        </w:numPr>
+        <w:ind w:firstLine="420"/>
+      </w:pPr>
       <w:r>
         <w:rPr>
           <w:rFonts w:hint="eastAsia" w:ascii="Times New Roman" w:hAnsi="Times New Roman" w:eastAsia="FangSong" w:cs="Times New Roman"/>
@@ -10567,7 +10436,7 @@
         <m:sSub>
           <m:e>
             <m:r>
-              <m:t xml:space="preserve"> </m:t>
+              <m:t>​</m:t>
             </m:r>
           </m:e>
           <m:sub>
@@ -10598,13 +10467,14 @@
     </w:p>
     <w:p>
       <w:pPr>
-        <w:pStyle w:val="BodyText"/>
-      </w:pPr>
-      <w:r>
-        <w:rPr>
-          <w:rFonts w:ascii="Times New Roman" w:hAnsi="Times New Roman" w:eastAsia="Times New Roman" w:cs="Times New Roman"/>
-        </w:rPr>
-        <w:t xml:space="preserve">3-3-1 </w:t>
+        <w:pStyle w:val="FirstParagraph"/>
+        <w:ind w:firstLine="420"/>
+      </w:pPr>
+      <w:r>
+        <w:rPr>
+          <w:rFonts w:ascii="Times New Roman" w:hAnsi="Times New Roman" w:eastAsia="Times New Roman" w:cs="Times New Roman"/>
+        </w:rPr>
+        <w:t xml:space="preserve">(3)① </w:t>
       </w:r>
       <w:r>
         <w:rPr>
@@ -10669,12 +10539,13 @@
     <w:p>
       <w:pPr>
         <w:pStyle w:val="BodyText"/>
-      </w:pPr>
-      <w:r>
-        <w:rPr>
-          <w:rFonts w:ascii="Times New Roman" w:hAnsi="Times New Roman" w:eastAsia="Times New Roman" w:cs="Times New Roman"/>
-        </w:rPr>
-        <w:t xml:space="preserve">3-3-2 </w:t>
+        <w:ind w:firstLine="420"/>
+      </w:pPr>
+      <w:r>
+        <w:rPr>
+          <w:rFonts w:ascii="Times New Roman" w:hAnsi="Times New Roman" w:eastAsia="Times New Roman" w:cs="Times New Roman"/>
+        </w:rPr>
+        <w:t xml:space="preserve">(3)② </w:t>
       </w:r>
       <w:r>
         <w:rPr>
@@ -10815,12 +10686,13 @@
     <w:p>
       <w:pPr>
         <w:pStyle w:val="BodyText"/>
-      </w:pPr>
-      <w:r>
-        <w:rPr>
-          <w:rFonts w:ascii="Times New Roman" w:hAnsi="Times New Roman" w:eastAsia="Times New Roman" w:cs="Times New Roman"/>
-        </w:rPr>
-        <w:t xml:space="preserve">3-3-3 </w:t>
+        <w:ind w:firstLine="420"/>
+      </w:pPr>
+      <w:r>
+        <w:rPr>
+          <w:rFonts w:ascii="Times New Roman" w:hAnsi="Times New Roman" w:eastAsia="Times New Roman" w:cs="Times New Roman"/>
+        </w:rPr>
+        <w:t xml:space="preserve">(3)③ </w:t>
       </w:r>
       <w:r>
         <w:rPr>
@@ -10849,43 +10721,13 @@
     </w:p>
     <w:p>
       <w:pPr>
-        <w:spacing w:before="0" w:after="0"/>
-      </w:pPr>
-    </w:p>
-    <w:p>
-      <w:pPr>
-        <w:spacing w:before="0" w:after="0"/>
-      </w:pPr>
-    </w:p>
-    <w:p>
-      <w:pPr>
-        <w:spacing w:before="0" w:after="0"/>
-      </w:pPr>
-    </w:p>
-    <w:p>
-      <w:pPr>
-        <w:spacing w:before="0" w:after="0"/>
-      </w:pPr>
-    </w:p>
-    <w:p>
-      <w:pPr>
-        <w:spacing w:before="0" w:after="0"/>
-      </w:pPr>
-    </w:p>
-    <w:p>
-      <w:pPr>
-        <w:spacing w:before="0" w:after="0"/>
-      </w:pPr>
-    </w:p>
-    <w:p>
-      <w:pPr>
-        <w:spacing w:before="0" w:after="0"/>
-      </w:pPr>
-    </w:p>
-    <w:p>
-      <w:pPr>
-        <w:spacing w:before="0" w:after="0"/>
-      </w:pPr>
+        <w:spacing w:before="160" w:after="80"/>
+      </w:pPr>
+      <w:r>
+        <w:pict>
+          <v:rect style="width:0;height:1.5pt" o:hralign="center" o:hrstd="t" o:hr="t"/>
+        </w:pict>
+      </w:r>
     </w:p>
     <w:p>
       <w:pPr>
@@ -10926,6 +10768,7 @@
     <w:p>
       <w:pPr>
         <w:pStyle w:val="FirstParagraph"/>
+        <w:ind w:firstLine="420"/>
       </w:pPr>
       <w:r>
         <w:rPr>
@@ -11030,6 +10873,7 @@
     <w:p>
       <w:pPr>
         <w:pStyle w:val="BodyText"/>
+        <w:ind w:firstLine="420"/>
       </w:pPr>
       <w:r>
         <w:rPr>
@@ -11252,14 +11096,12 @@
     </w:p>
     <w:p>
       <w:pPr>
-        <w:pStyle w:val="BodyText"/>
-      </w:pPr>
-      <w:r>
-        <w:rPr>
-          <w:rFonts w:ascii="Times New Roman" w:hAnsi="Times New Roman" w:eastAsia="Times New Roman" w:cs="Times New Roman"/>
-        </w:rPr>
-        <w:t xml:space="preserve">4-1 </w:t>
-      </w:r>
+        <w:numPr>
+          <w:ilvl w:val="0"/>
+          <w:numId w:val="1012"/>
+        </w:numPr>
+        <w:ind w:firstLine="420"/>
+      </w:pPr>
       <w:r>
         <w:rPr>
           <w:rFonts w:hint="eastAsia" w:ascii="Times New Roman" w:hAnsi="Times New Roman" w:eastAsia="FangSong" w:cs="Times New Roman"/>
@@ -11568,14 +11410,12 @@
     </w:p>
     <w:p>
       <w:pPr>
-        <w:pStyle w:val="BodyText"/>
-      </w:pPr>
-      <w:r>
-        <w:rPr>
-          <w:rFonts w:ascii="Times New Roman" w:hAnsi="Times New Roman" w:eastAsia="Times New Roman" w:cs="Times New Roman"/>
-        </w:rPr>
-        <w:t xml:space="preserve">4-2 </w:t>
-      </w:r>
+        <w:numPr>
+          <w:ilvl w:val="0"/>
+          <w:numId w:val="1012"/>
+        </w:numPr>
+        <w:ind w:firstLine="420"/>
+      </w:pPr>
       <w:r>
         <w:rPr>
           <w:rFonts w:hint="eastAsia" w:ascii="Times New Roman" w:hAnsi="Times New Roman" w:eastAsia="FangSong" w:cs="Times New Roman"/>
@@ -11603,43 +11443,13 @@
     </w:p>
     <w:p>
       <w:pPr>
-        <w:spacing w:before="0" w:after="0"/>
-      </w:pPr>
-    </w:p>
-    <w:p>
-      <w:pPr>
-        <w:spacing w:before="0" w:after="0"/>
-      </w:pPr>
-    </w:p>
-    <w:p>
-      <w:pPr>
-        <w:spacing w:before="0" w:after="0"/>
-      </w:pPr>
-    </w:p>
-    <w:p>
-      <w:pPr>
-        <w:spacing w:before="0" w:after="0"/>
-      </w:pPr>
-    </w:p>
-    <w:p>
-      <w:pPr>
-        <w:spacing w:before="0" w:after="0"/>
-      </w:pPr>
-    </w:p>
-    <w:p>
-      <w:pPr>
-        <w:spacing w:before="0" w:after="0"/>
-      </w:pPr>
-    </w:p>
-    <w:p>
-      <w:pPr>
-        <w:spacing w:before="0" w:after="0"/>
-      </w:pPr>
-    </w:p>
-    <w:p>
-      <w:pPr>
-        <w:spacing w:before="0" w:after="0"/>
-      </w:pPr>
+        <w:spacing w:before="160" w:after="80"/>
+      </w:pPr>
+      <w:r>
+        <w:pict>
+          <v:rect style="width:0;height:1.5pt" o:hralign="center" o:hrstd="t" o:hr="t"/>
+        </w:pict>
+      </w:r>
     </w:p>
     <w:p>
       <w:pPr>
@@ -11680,6 +11490,7 @@
     <w:p>
       <w:pPr>
         <w:pStyle w:val="FirstParagraph"/>
+        <w:ind w:firstLine="420"/>
       </w:pPr>
       <w:r>
         <w:rPr>
@@ -11877,28 +11688,13 @@
     </w:p>
     <w:p>
       <w:pPr>
-        <w:spacing w:before="0" w:after="0"/>
-      </w:pPr>
-    </w:p>
-    <w:p>
-      <w:pPr>
-        <w:spacing w:before="0" w:after="0"/>
-      </w:pPr>
-    </w:p>
-    <w:p>
-      <w:pPr>
-        <w:spacing w:before="0" w:after="0"/>
-      </w:pPr>
-    </w:p>
-    <w:p>
-      <w:pPr>
-        <w:spacing w:before="0" w:after="0"/>
-      </w:pPr>
-    </w:p>
-    <w:p>
-      <w:pPr>
-        <w:spacing w:before="0" w:after="0"/>
-      </w:pPr>
+        <w:spacing w:before="160" w:after="80"/>
+      </w:pPr>
+      <w:r>
+        <w:pict>
+          <v:rect style="width:0;height:1.5pt" o:hralign="center" o:hrstd="t" o:hr="t"/>
+        </w:pict>
+      </w:r>
     </w:p>
     <w:p>
       <w:pPr>
@@ -11939,6 +11735,7 @@
     <w:p>
       <w:pPr>
         <w:pStyle w:val="FirstParagraph"/>
+        <w:ind w:firstLine="420"/>
       </w:pPr>
       <w:r>
         <w:rPr>
@@ -12116,7 +11913,6 @@
     <w:p>
       <w:pPr>
         <w:pStyle w:val="BodyText"/>
-        <w:spacing w:before="0" w:after="0"/>
       </w:pPr>
       <w:r>
         <w:rPr>
@@ -12258,7 +12054,6 @@
     <w:p>
       <w:pPr>
         <w:pStyle w:val="BodyText"/>
-        <w:spacing w:before="0" w:after="0"/>
       </w:pPr>
       <w:r>
         <w:rPr>
@@ -12412,7 +12207,6 @@
     <w:p>
       <w:pPr>
         <w:pStyle w:val="BodyText"/>
-        <w:spacing w:before="0" w:after="0"/>
       </w:pPr>
       <w:r>
         <w:rPr>
@@ -12560,7 +12354,6 @@
     <w:p>
       <w:pPr>
         <w:pStyle w:val="BodyText"/>
-        <w:spacing w:before="0" w:after="0"/>
       </w:pPr>
       <w:r>
         <w:rPr>
@@ -12701,13 +12494,13 @@
     </w:p>
     <w:p>
       <w:pPr>
-        <w:spacing w:before="0" w:after="0"/>
-      </w:pPr>
-    </w:p>
-    <w:p>
-      <w:pPr>
-        <w:spacing w:before="0" w:after="0"/>
-      </w:pPr>
+        <w:spacing w:before="160" w:after="80"/>
+      </w:pPr>
+      <w:r>
+        <w:pict>
+          <v:rect style="width:0;height:1.5pt" o:hralign="center" o:hrstd="t" o:hr="t"/>
+        </w:pict>
+      </w:r>
     </w:p>
     <w:p>
       <w:pPr>
@@ -12748,6 +12541,7 @@
     <w:p>
       <w:pPr>
         <w:pStyle w:val="FirstParagraph"/>
+        <w:ind w:firstLine="420"/>
       </w:pPr>
       <w:r>
         <w:rPr>
@@ -13277,9 +13071,10 @@
         <w:pStyle w:val="Compact"/>
         <w:numPr>
           <w:ilvl w:val="0"/>
-          <w:numId w:val="1011"/>
+          <w:numId w:val="1013"/>
         </w:numPr>
         <w:spacing w:after="80"/>
+        <w:ind w:firstLine="420"/>
       </w:pPr>
       <w:r>
         <w:rPr>
@@ -13375,15 +13170,16 @@
         <w:tblStyle w:val="Table"/>
         <w:tblW w:type="pct" w:w="5000"/>
         <w:tblLayout w:type="fixed"/>
+        <w:tblLook w:firstRow="1" w:lastRow="0" w:firstColumn="0" w:lastColumn="0" w:noHBand="0" w:noVBand="0" w:val="0020"/>
+        <w:jc w:val="center"/>
         <w:tblBorders>
-          <w:top w:val="single" w:sz="12" w:space="0" w:color="000000"/>
-          <w:left w:val="none" w:sz="0" w:space="0" w:color="auto"/>
-          <w:bottom w:val="single" w:sz="12" w:space="0" w:color="000000"/>
-          <w:right w:val="none" w:sz="0" w:space="0" w:color="auto"/>
-          <w:insideH w:val="none" w:sz="0" w:space="0" w:color="auto"/>
-          <w:insideV w:val="none" w:sz="0" w:space="0" w:color="auto"/>
+          <w:top w:val="single" w:sz="12" w:space="0" w:color="333333"/>
+          <w:bottom w:val="single" w:sz="12" w:space="0" w:color="333333"/>
+          <w:left w:val="none"/>
+          <w:right w:val="none"/>
+          <w:insideH w:val="none"/>
+          <w:insideV w:val="none"/>
         </w:tblBorders>
-        <w:tblLook w:firstRow="1" w:lastRow="0" w:firstColumn="0" w:lastColumn="0" w:noHBand="0" w:noVBand="0" w:val="0020"/>
       </w:tblPr>
       <w:tblGrid>
         <w:gridCol w:w="1320"/>
@@ -13400,7 +13196,7 @@
         <w:tc>
           <w:tcPr>
             <w:tcBorders>
-              <w:bottom w:val="single" w:sz="8" w:space="0" w:color="000000"/>
+              <w:bottom w:val="single" w:sz="6" w:space="0" w:color="333333"/>
             </w:tcBorders>
           </w:tcPr>
           <w:p>
@@ -13462,7 +13258,7 @@
         <w:tc>
           <w:tcPr>
             <w:tcBorders>
-              <w:bottom w:val="single" w:sz="8" w:space="0" w:color="000000"/>
+              <w:bottom w:val="single" w:sz="6" w:space="0" w:color="333333"/>
             </w:tcBorders>
           </w:tcPr>
           <w:p>
@@ -13535,7 +13331,7 @@
         <w:tc>
           <w:tcPr>
             <w:tcBorders>
-              <w:bottom w:val="single" w:sz="8" w:space="0" w:color="000000"/>
+              <w:bottom w:val="single" w:sz="6" w:space="0" w:color="333333"/>
             </w:tcBorders>
           </w:tcPr>
           <w:p>
@@ -13608,7 +13404,7 @@
         <w:tc>
           <w:tcPr>
             <w:tcBorders>
-              <w:bottom w:val="single" w:sz="8" w:space="0" w:color="000000"/>
+              <w:bottom w:val="single" w:sz="6" w:space="0" w:color="333333"/>
             </w:tcBorders>
           </w:tcPr>
           <w:p>
@@ -13669,7 +13465,7 @@
         <w:tc>
           <w:tcPr>
             <w:tcBorders>
-              <w:bottom w:val="single" w:sz="8" w:space="0" w:color="000000"/>
+              <w:bottom w:val="single" w:sz="6" w:space="0" w:color="333333"/>
             </w:tcBorders>
           </w:tcPr>
           <w:p>
@@ -13730,7 +13526,7 @@
         <w:tc>
           <w:tcPr>
             <w:tcBorders>
-              <w:bottom w:val="single" w:sz="8" w:space="0" w:color="000000"/>
+              <w:bottom w:val="single" w:sz="6" w:space="0" w:color="333333"/>
             </w:tcBorders>
           </w:tcPr>
           <w:p>
@@ -13857,9 +13653,10 @@
         <w:pStyle w:val="Compact"/>
         <w:numPr>
           <w:ilvl w:val="0"/>
-          <w:numId w:val="1012"/>
+          <w:numId w:val="1014"/>
         </w:numPr>
         <w:spacing w:before="120"/>
+        <w:ind w:firstLine="420"/>
       </w:pPr>
       <w:r>
         <w:rPr>
@@ -14095,43 +13892,13 @@
     </w:p>
     <w:p>
       <w:pPr>
-        <w:spacing w:before="0" w:after="0"/>
-      </w:pPr>
-    </w:p>
-    <w:p>
-      <w:pPr>
-        <w:spacing w:before="0" w:after="0"/>
-      </w:pPr>
-    </w:p>
-    <w:p>
-      <w:pPr>
-        <w:spacing w:before="0" w:after="0"/>
-      </w:pPr>
-    </w:p>
-    <w:p>
-      <w:pPr>
-        <w:spacing w:before="0" w:after="0"/>
-      </w:pPr>
-    </w:p>
-    <w:p>
-      <w:pPr>
-        <w:spacing w:before="0" w:after="0"/>
-      </w:pPr>
-    </w:p>
-    <w:p>
-      <w:pPr>
-        <w:spacing w:before="0" w:after="0"/>
-      </w:pPr>
-    </w:p>
-    <w:p>
-      <w:pPr>
-        <w:spacing w:before="0" w:after="0"/>
-      </w:pPr>
-    </w:p>
-    <w:p>
-      <w:pPr>
-        <w:spacing w:before="0" w:after="0"/>
-      </w:pPr>
+        <w:spacing w:before="160" w:after="80"/>
+      </w:pPr>
+      <w:r>
+        <w:pict>
+          <v:rect style="width:0;height:1.5pt" o:hralign="center" o:hrstd="t" o:hr="t"/>
+        </w:pict>
+      </w:r>
     </w:p>
     <w:p>
       <w:pPr>
@@ -14172,6 +13939,7 @@
     <w:p>
       <w:pPr>
         <w:pStyle w:val="FirstParagraph"/>
+        <w:ind w:firstLine="420"/>
       </w:pPr>
       <w:r>
         <w:rPr>
@@ -14208,8 +13976,9 @@
       <w:pPr>
         <w:numPr>
           <w:ilvl w:val="0"/>
-          <w:numId w:val="1013"/>
+          <w:numId w:val="1015"/>
         </w:numPr>
+        <w:ind w:firstLine="420"/>
       </w:pPr>
       <w:r>
         <w:rPr>
@@ -14252,8 +14021,9 @@
       <w:pPr>
         <w:numPr>
           <w:ilvl w:val="0"/>
-          <w:numId w:val="1013"/>
+          <w:numId w:val="1015"/>
         </w:numPr>
+        <w:ind w:firstLine="420"/>
       </w:pPr>
       <w:r>
         <w:rPr>
@@ -14599,28 +14369,13 @@
     </w:p>
     <w:p>
       <w:pPr>
-        <w:spacing w:before="0" w:after="0"/>
-      </w:pPr>
-    </w:p>
-    <w:p>
-      <w:pPr>
-        <w:spacing w:before="0" w:after="0"/>
-      </w:pPr>
-    </w:p>
-    <w:p>
-      <w:pPr>
-        <w:spacing w:before="0" w:after="0"/>
-      </w:pPr>
-    </w:p>
-    <w:p>
-      <w:pPr>
-        <w:spacing w:before="0" w:after="0"/>
-      </w:pPr>
-    </w:p>
-    <w:p>
-      <w:pPr>
-        <w:spacing w:before="0" w:after="0"/>
-      </w:pPr>
+        <w:spacing w:before="160" w:after="80"/>
+      </w:pPr>
+      <w:r>
+        <w:pict>
+          <v:rect style="width:0;height:1.5pt" o:hralign="center" o:hrstd="t" o:hr="t"/>
+        </w:pict>
+      </w:r>
     </w:p>
     <w:p>
       <w:pPr>
@@ -14661,6 +14416,7 @@
     <w:p>
       <w:pPr>
         <w:pStyle w:val="FirstParagraph"/>
+        <w:ind w:firstLine="420"/>
       </w:pPr>
       <w:r>
         <w:rPr>
@@ -15141,6 +14897,7 @@
     <w:p>
       <w:pPr>
         <w:pStyle w:val="BodyText"/>
+        <w:ind w:firstLine="420"/>
       </w:pPr>
       <w:r>
         <w:rPr>
@@ -15423,18 +15180,13 @@
     </w:p>
     <w:p>
       <w:pPr>
-        <w:spacing w:before="0" w:after="0"/>
-      </w:pPr>
-    </w:p>
-    <w:p>
-      <w:pPr>
-        <w:spacing w:before="0" w:after="0"/>
-      </w:pPr>
-    </w:p>
-    <w:p>
-      <w:pPr>
-        <w:spacing w:before="0" w:after="0"/>
-      </w:pPr>
+        <w:spacing w:before="160" w:after="80"/>
+      </w:pPr>
+      <w:r>
+        <w:pict>
+          <v:rect style="width:0;height:1.5pt" o:hralign="center" o:hrstd="t" o:hr="t"/>
+        </w:pict>
+      </w:r>
     </w:p>
     <w:p>
       <w:pPr>
@@ -15475,6 +15227,7 @@
     <w:p>
       <w:pPr>
         <w:pStyle w:val="FirstParagraph"/>
+        <w:ind w:firstLine="420"/>
       </w:pPr>
       <w:r>
         <w:rPr>
@@ -15493,8 +15246,9 @@
       <w:pPr>
         <w:numPr>
           <w:ilvl w:val="0"/>
-          <w:numId w:val="1014"/>
+          <w:numId w:val="1016"/>
         </w:numPr>
+        <w:ind w:firstLine="420"/>
       </w:pPr>
       <m:oMath>
         <m:oMathPr>
@@ -15698,8 +15452,9 @@
       <w:pPr>
         <w:numPr>
           <w:ilvl w:val="0"/>
-          <w:numId w:val="1014"/>
+          <w:numId w:val="1016"/>
         </w:numPr>
+        <w:ind w:firstLine="420"/>
       </w:pPr>
       <m:oMath>
         <m:oMathPr>
@@ -15903,8 +15658,9 @@
       <w:pPr>
         <w:numPr>
           <w:ilvl w:val="0"/>
-          <w:numId w:val="1014"/>
+          <w:numId w:val="1016"/>
         </w:numPr>
+        <w:ind w:firstLine="420"/>
       </w:pPr>
       <m:oMath>
         <m:oMathPr>
@@ -16132,8 +15888,9 @@
       <w:pPr>
         <w:numPr>
           <w:ilvl w:val="0"/>
-          <w:numId w:val="1014"/>
+          <w:numId w:val="1016"/>
         </w:numPr>
+        <w:ind w:firstLine="420"/>
       </w:pPr>
       <m:oMath>
         <m:oMathPr>
@@ -16365,28 +16122,13 @@
     </w:p>
     <w:p>
       <w:pPr>
-        <w:spacing w:before="0" w:after="0"/>
-      </w:pPr>
-    </w:p>
-    <w:p>
-      <w:pPr>
-        <w:spacing w:before="0" w:after="0"/>
-      </w:pPr>
-    </w:p>
-    <w:p>
-      <w:pPr>
-        <w:spacing w:before="0" w:after="0"/>
-      </w:pPr>
-    </w:p>
-    <w:p>
-      <w:pPr>
-        <w:spacing w:before="0" w:after="0"/>
-      </w:pPr>
-    </w:p>
-    <w:p>
-      <w:pPr>
-        <w:spacing w:before="0" w:after="0"/>
-      </w:pPr>
+        <w:spacing w:before="160" w:after="80"/>
+      </w:pPr>
+      <w:r>
+        <w:pict>
+          <v:rect style="width:0;height:1.5pt" o:hralign="center" o:hrstd="t" o:hr="t"/>
+        </w:pict>
+      </w:r>
     </w:p>
     <w:p>
       <w:pPr>
@@ -16427,6 +16169,7 @@
     <w:p>
       <w:pPr>
         <w:pStyle w:val="FirstParagraph"/>
+        <w:ind w:firstLine="420"/>
       </w:pPr>
       <w:r>
         <w:rPr>
@@ -16638,7 +16381,6 @@
     <w:p>
       <w:pPr>
         <w:pStyle w:val="BodyText"/>
-        <w:spacing w:before="0" w:after="0"/>
       </w:pPr>
       <w:r>
         <w:rPr>
@@ -16882,7 +16624,6 @@
     <w:p>
       <w:pPr>
         <w:pStyle w:val="BodyText"/>
-        <w:spacing w:before="0" w:after="0"/>
       </w:pPr>
       <w:r>
         <w:rPr>
@@ -17126,7 +16867,6 @@
     <w:p>
       <w:pPr>
         <w:pStyle w:val="BodyText"/>
-        <w:spacing w:before="0" w:after="0"/>
       </w:pPr>
       <w:r>
         <w:rPr>
@@ -17370,7 +17110,6 @@
     <w:p>
       <w:pPr>
         <w:pStyle w:val="BodyText"/>
-        <w:spacing w:before="0" w:after="0"/>
       </w:pPr>
       <w:r>
         <w:rPr>
@@ -17613,13 +17352,13 @@
     </w:p>
     <w:p>
       <w:pPr>
-        <w:spacing w:before="0" w:after="0"/>
-      </w:pPr>
-    </w:p>
-    <w:p>
-      <w:pPr>
-        <w:spacing w:before="0" w:after="0"/>
-      </w:pPr>
+        <w:spacing w:before="160" w:after="80"/>
+      </w:pPr>
+      <w:r>
+        <w:pict>
+          <v:rect style="width:0;height:1.5pt" o:hralign="center" o:hrstd="t" o:hr="t"/>
+        </w:pict>
+      </w:r>
     </w:p>
     <w:p>
       <w:pPr>
@@ -17660,6 +17399,7 @@
     <w:p>
       <w:pPr>
         <w:pStyle w:val="FirstParagraph"/>
+        <w:ind w:firstLine="420"/>
       </w:pPr>
       <w:r>
         <w:rPr>
@@ -17829,7 +17569,6 @@
     <w:p>
       <w:pPr>
         <w:pStyle w:val="BodyText"/>
-        <w:spacing w:before="0" w:after="0"/>
       </w:pPr>
       <w:r>
         <w:rPr>
@@ -18019,7 +17758,6 @@
     <w:p>
       <w:pPr>
         <w:pStyle w:val="BodyText"/>
-        <w:spacing w:before="0" w:after="0"/>
       </w:pPr>
       <w:r>
         <w:rPr>
@@ -18083,7 +17821,6 @@
     <w:p>
       <w:pPr>
         <w:pStyle w:val="BodyText"/>
-        <w:spacing w:before="0" w:after="0"/>
       </w:pPr>
       <w:r>
         <w:rPr>
@@ -18180,7 +17917,6 @@
     <w:p>
       <w:pPr>
         <w:pStyle w:val="BodyText"/>
-        <w:spacing w:before="0" w:after="0"/>
       </w:pPr>
       <w:r>
         <w:rPr>
@@ -18243,13 +17979,13 @@
     </w:p>
     <w:p>
       <w:pPr>
-        <w:spacing w:before="0" w:after="0"/>
-      </w:pPr>
-    </w:p>
-    <w:p>
-      <w:pPr>
-        <w:spacing w:before="0" w:after="0"/>
-      </w:pPr>
+        <w:spacing w:before="160" w:after="80"/>
+      </w:pPr>
+      <w:r>
+        <w:pict>
+          <v:rect style="width:0;height:1.5pt" o:hralign="center" o:hrstd="t" o:hr="t"/>
+        </w:pict>
+      </w:r>
     </w:p>
     <w:p>
       <w:pPr>
@@ -18290,6 +18026,7 @@
     <w:p>
       <w:pPr>
         <w:pStyle w:val="FirstParagraph"/>
+        <w:ind w:firstLine="420"/>
       </w:pPr>
       <w:r>
         <w:rPr>
@@ -18326,8 +18063,9 @@
       <w:pPr>
         <w:numPr>
           <w:ilvl w:val="0"/>
-          <w:numId w:val="1015"/>
+          <w:numId w:val="1017"/>
         </w:numPr>
+        <w:ind w:firstLine="420"/>
       </w:pPr>
       <w:r>
         <w:rPr>
@@ -18528,8 +18266,9 @@
       <w:pPr>
         <w:numPr>
           <w:ilvl w:val="0"/>
-          <w:numId w:val="1015"/>
+          <w:numId w:val="1017"/>
         </w:numPr>
+        <w:ind w:firstLine="420"/>
       </w:pPr>
       <w:r>
         <w:rPr>
@@ -18728,18 +18467,13 @@
     </w:p>
     <w:p>
       <w:pPr>
-        <w:spacing w:before="0" w:after="0"/>
-      </w:pPr>
-    </w:p>
-    <w:p>
-      <w:pPr>
-        <w:spacing w:before="0" w:after="0"/>
-      </w:pPr>
-    </w:p>
-    <w:p>
-      <w:pPr>
-        <w:spacing w:before="0" w:after="0"/>
-      </w:pPr>
+        <w:spacing w:before="160" w:after="80"/>
+      </w:pPr>
+      <w:r>
+        <w:pict>
+          <v:rect style="width:0;height:1.5pt" o:hralign="center" o:hrstd="t" o:hr="t"/>
+        </w:pict>
+      </w:r>
     </w:p>
     <w:p>
       <w:pPr>
@@ -18780,6 +18514,7 @@
     <w:p>
       <w:pPr>
         <w:pStyle w:val="FirstParagraph"/>
+        <w:ind w:firstLine="420"/>
       </w:pPr>
       <w:r>
         <w:rPr>
@@ -19087,6 +18822,7 @@
     <w:p>
       <w:pPr>
         <w:pStyle w:val="BodyText"/>
+        <w:ind w:firstLine="420"/>
       </w:pPr>
       <w:r>
         <w:rPr>
@@ -19801,28 +19537,13 @@
     </w:p>
     <w:p>
       <w:pPr>
-        <w:spacing w:before="0" w:after="0"/>
-      </w:pPr>
-    </w:p>
-    <w:p>
-      <w:pPr>
-        <w:spacing w:before="0" w:after="0"/>
-      </w:pPr>
-    </w:p>
-    <w:p>
-      <w:pPr>
-        <w:spacing w:before="0" w:after="0"/>
-      </w:pPr>
-    </w:p>
-    <w:p>
-      <w:pPr>
-        <w:spacing w:before="0" w:after="0"/>
-      </w:pPr>
-    </w:p>
-    <w:p>
-      <w:pPr>
-        <w:spacing w:before="0" w:after="0"/>
-      </w:pPr>
+        <w:spacing w:before="160" w:after="80"/>
+      </w:pPr>
+      <w:r>
+        <w:pict>
+          <v:rect style="width:0;height:1.5pt" o:hralign="center" o:hrstd="t" o:hr="t"/>
+        </w:pict>
+      </w:r>
     </w:p>
     <w:p>
       <w:pPr>
@@ -19863,6 +19584,7 @@
     <w:p>
       <w:pPr>
         <w:pStyle w:val="FirstParagraph"/>
+        <w:ind w:firstLine="420"/>
       </w:pPr>
       <w:r>
         <w:rPr>
@@ -19992,6 +19714,7 @@
     <w:p>
       <w:pPr>
         <w:pStyle w:val="BodyText"/>
+        <w:ind w:firstLine="420"/>
       </w:pPr>
       <w:r>
         <w:rPr>
@@ -20301,6 +20024,7 @@
     <w:p>
       <w:pPr>
         <w:pStyle w:val="BodyText"/>
+        <w:ind w:firstLine="420"/>
       </w:pPr>
       <w:r>
         <w:rPr>
@@ -20749,8 +20473,9 @@
       <w:pPr>
         <w:numPr>
           <w:ilvl w:val="0"/>
-          <w:numId w:val="1016"/>
+          <w:numId w:val="1018"/>
         </w:numPr>
+        <w:ind w:firstLine="420"/>
       </w:pPr>
       <w:r>
         <w:rPr>
@@ -20884,8 +20609,9 @@
       <w:pPr>
         <w:numPr>
           <w:ilvl w:val="0"/>
-          <w:numId w:val="1016"/>
+          <w:numId w:val="1018"/>
         </w:numPr>
+        <w:ind w:firstLine="420"/>
       </w:pPr>
       <w:r>
         <w:rPr>
@@ -20954,8 +20680,9 @@
       <w:pPr>
         <w:numPr>
           <w:ilvl w:val="0"/>
-          <w:numId w:val="1016"/>
+          <w:numId w:val="1018"/>
         </w:numPr>
+        <w:ind w:firstLine="420"/>
       </w:pPr>
       <w:r>
         <w:rPr>
@@ -21156,7 +20883,7 @@
         </w:rPr>
         <w:drawing>
           <wp:inline>
-            <wp:extent cx="3221564" cy="3357209"/>
+            <wp:extent cx="3240000" cy="3357209"/>
             <wp:effectExtent b="0" l="0" r="0" t="0"/>
             <wp:docPr descr="" title="" id="53" name="Picture"/>
             <a:graphic>
@@ -21177,7 +20904,7 @@
                   <pic:spPr bwMode="auto">
                     <a:xfrm>
                       <a:off x="0" y="0"/>
-                      <a:ext cx="3221564" cy="3357209"/>
+                      <a:ext cx="3240000" cy="3357209"/>
                     </a:xfrm>
                     <a:prstGeom prst="rect">
                       <a:avLst/>
@@ -21198,43 +20925,13 @@
     </w:p>
     <w:p>
       <w:pPr>
-        <w:spacing w:before="0" w:after="0"/>
-      </w:pPr>
-    </w:p>
-    <w:p>
-      <w:pPr>
-        <w:spacing w:before="0" w:after="0"/>
-      </w:pPr>
-    </w:p>
-    <w:p>
-      <w:pPr>
-        <w:spacing w:before="0" w:after="0"/>
-      </w:pPr>
-    </w:p>
-    <w:p>
-      <w:pPr>
-        <w:spacing w:before="0" w:after="0"/>
-      </w:pPr>
-    </w:p>
-    <w:p>
-      <w:pPr>
-        <w:spacing w:before="0" w:after="0"/>
-      </w:pPr>
-    </w:p>
-    <w:p>
-      <w:pPr>
-        <w:spacing w:before="0" w:after="0"/>
-      </w:pPr>
-    </w:p>
-    <w:p>
-      <w:pPr>
-        <w:spacing w:before="0" w:after="0"/>
-      </w:pPr>
-    </w:p>
-    <w:p>
-      <w:pPr>
-        <w:spacing w:before="0" w:after="0"/>
-      </w:pPr>
+        <w:spacing w:before="160" w:after="80"/>
+      </w:pPr>
+      <w:r>
+        <w:pict>
+          <v:rect style="width:0;height:1.5pt" o:hralign="center" o:hrstd="t" o:hr="t"/>
+        </w:pict>
+      </w:r>
     </w:p>
     <w:p>
       <w:pPr>
@@ -21275,6 +20972,7 @@
     <w:p>
       <w:pPr>
         <w:pStyle w:val="FirstParagraph"/>
+        <w:ind w:firstLine="420"/>
       </w:pPr>
       <w:r>
         <w:rPr>
@@ -21310,6 +21008,7 @@
     <w:p>
       <w:pPr>
         <w:pStyle w:val="BodyText"/>
+        <w:ind w:firstLine="420"/>
       </w:pPr>
       <w:r>
         <w:rPr>
@@ -21488,6 +21187,7 @@
     <w:p>
       <w:pPr>
         <w:pStyle w:val="BodyText"/>
+        <w:ind w:firstLine="420"/>
       </w:pPr>
       <w:r>
         <w:rPr>
@@ -21728,8 +21428,9 @@
       <w:pPr>
         <w:numPr>
           <w:ilvl w:val="0"/>
-          <w:numId w:val="1017"/>
+          <w:numId w:val="1019"/>
         </w:numPr>
+        <w:ind w:firstLine="420"/>
       </w:pPr>
       <w:r>
         <w:rPr>
@@ -22036,8 +21737,9 @@
       <w:pPr>
         <w:numPr>
           <w:ilvl w:val="0"/>
-          <w:numId w:val="1017"/>
+          <w:numId w:val="1019"/>
         </w:numPr>
+        <w:ind w:firstLine="420"/>
       </w:pPr>
       <w:r>
         <w:rPr>
@@ -22249,6 +21951,7 @@
     <w:p>
       <w:pPr>
         <w:pStyle w:val="FirstParagraph"/>
+        <w:ind w:firstLine="420"/>
       </w:pPr>
       <w:r>
         <w:rPr>
@@ -22308,6 +22011,7 @@
     <w:p>
       <w:pPr>
         <w:pStyle w:val="BodyText"/>
+        <w:ind w:firstLine="420"/>
       </w:pPr>
       <w:r>
         <w:rPr>
@@ -22355,6 +22059,7 @@
     <w:p>
       <w:pPr>
         <w:pStyle w:val="BodyText"/>
+        <w:ind w:firstLine="420"/>
       </w:pPr>
       <w:r>
         <w:rPr>
@@ -22401,43 +22106,13 @@
     </w:p>
     <w:p>
       <w:pPr>
-        <w:spacing w:before="0" w:after="0"/>
-      </w:pPr>
-    </w:p>
-    <w:p>
-      <w:pPr>
-        <w:spacing w:before="0" w:after="0"/>
-      </w:pPr>
-    </w:p>
-    <w:p>
-      <w:pPr>
-        <w:spacing w:before="0" w:after="0"/>
-      </w:pPr>
-    </w:p>
-    <w:p>
-      <w:pPr>
-        <w:spacing w:before="0" w:after="0"/>
-      </w:pPr>
-    </w:p>
-    <w:p>
-      <w:pPr>
-        <w:spacing w:before="0" w:after="0"/>
-      </w:pPr>
-    </w:p>
-    <w:p>
-      <w:pPr>
-        <w:spacing w:before="0" w:after="0"/>
-      </w:pPr>
-    </w:p>
-    <w:p>
-      <w:pPr>
-        <w:spacing w:before="0" w:after="0"/>
-      </w:pPr>
-    </w:p>
-    <w:p>
-      <w:pPr>
-        <w:spacing w:before="0" w:after="0"/>
-      </w:pPr>
+        <w:spacing w:before="160" w:after="80"/>
+      </w:pPr>
+      <w:r>
+        <w:pict>
+          <v:rect style="width:0;height:1.5pt" o:hralign="center" o:hrstd="t" o:hr="t"/>
+        </w:pict>
+      </w:r>
     </w:p>
     <w:p>
       <w:pPr>
@@ -22478,6 +22153,7 @@
     <w:p>
       <w:pPr>
         <w:pStyle w:val="FirstParagraph"/>
+        <w:ind w:firstLine="420"/>
       </w:pPr>
       <w:r>
         <w:rPr>
@@ -22741,7 +22417,7 @@
     <w:p>
       <w:pPr>
         <w:pStyle w:val="BodyText"/>
-        <w:spacing w:before="0" w:after="0"/>
+        <w:ind w:firstLine="420"/>
       </w:pPr>
       <w:r>
         <w:rPr>
@@ -22765,7 +22441,7 @@
     <w:p>
       <w:pPr>
         <w:pStyle w:val="BodyText"/>
-        <w:spacing w:before="0" w:after="0"/>
+        <w:ind w:firstLine="420"/>
       </w:pPr>
       <w:r>
         <w:rPr>
@@ -22844,7 +22520,7 @@
     <w:p>
       <w:pPr>
         <w:pStyle w:val="BodyText"/>
-        <w:spacing w:before="0" w:after="0"/>
+        <w:ind w:firstLine="420"/>
       </w:pPr>
       <w:r>
         <w:rPr>
@@ -22923,7 +22599,7 @@
     <w:p>
       <w:pPr>
         <w:pStyle w:val="BodyText"/>
-        <w:spacing w:before="0" w:after="0"/>
+        <w:ind w:firstLine="420"/>
       </w:pPr>
       <w:r>
         <w:rPr>
@@ -23045,13 +22721,13 @@
     </w:p>
     <w:p>
       <w:pPr>
-        <w:spacing w:before="0" w:after="0"/>
-      </w:pPr>
-    </w:p>
-    <w:p>
-      <w:pPr>
-        <w:spacing w:before="0" w:after="0"/>
-      </w:pPr>
+        <w:spacing w:before="160" w:after="80"/>
+      </w:pPr>
+      <w:r>
+        <w:pict>
+          <v:rect style="width:0;height:1.5pt" o:hralign="center" o:hrstd="t" o:hr="t"/>
+        </w:pict>
+      </w:r>
     </w:p>
     <w:p>
       <w:pPr>
@@ -23092,6 +22768,7 @@
     <w:p>
       <w:pPr>
         <w:pStyle w:val="FirstParagraph"/>
+        <w:ind w:firstLine="420"/>
       </w:pPr>
       <w:r>
         <w:rPr>
@@ -23496,6 +23173,7 @@
     <w:p>
       <w:pPr>
         <w:pStyle w:val="FirstParagraph"/>
+        <w:ind w:firstLine="420"/>
       </w:pPr>
       <w:r>
         <w:rPr>
@@ -23817,8 +23495,9 @@
       <w:pPr>
         <w:numPr>
           <w:ilvl w:val="0"/>
-          <w:numId w:val="1018"/>
+          <w:numId w:val="1020"/>
         </w:numPr>
+        <w:ind w:firstLine="420"/>
       </w:pPr>
       <w:r>
         <w:rPr>
@@ -23910,8 +23589,9 @@
       <w:pPr>
         <w:numPr>
           <w:ilvl w:val="0"/>
-          <w:numId w:val="1018"/>
+          <w:numId w:val="1020"/>
         </w:numPr>
+        <w:ind w:firstLine="420"/>
       </w:pPr>
       <w:r>
         <w:rPr>
@@ -24035,8 +23715,9 @@
       <w:pPr>
         <w:numPr>
           <w:ilvl w:val="0"/>
-          <w:numId w:val="1018"/>
+          <w:numId w:val="1020"/>
         </w:numPr>
+        <w:ind w:firstLine="420"/>
       </w:pPr>
       <w:r>
         <w:rPr>
@@ -24066,7 +23747,7 @@
         <m:sSup>
           <m:e>
             <m:r>
-              <m:t xml:space="preserve"> </m:t>
+              <m:t>​</m:t>
             </m:r>
           </m:e>
           <m:sup>
@@ -24159,28 +23840,13 @@
     </w:p>
     <w:p>
       <w:pPr>
-        <w:spacing w:before="0" w:after="0"/>
-      </w:pPr>
-    </w:p>
-    <w:p>
-      <w:pPr>
-        <w:spacing w:before="0" w:after="0"/>
-      </w:pPr>
-    </w:p>
-    <w:p>
-      <w:pPr>
-        <w:spacing w:before="0" w:after="0"/>
-      </w:pPr>
-    </w:p>
-    <w:p>
-      <w:pPr>
-        <w:spacing w:before="0" w:after="0"/>
-      </w:pPr>
-    </w:p>
-    <w:p>
-      <w:pPr>
-        <w:spacing w:before="0" w:after="0"/>
-      </w:pPr>
+        <w:spacing w:before="160" w:after="80"/>
+      </w:pPr>
+      <w:r>
+        <w:pict>
+          <v:rect style="width:0;height:1.5pt" o:hralign="center" o:hrstd="t" o:hr="t"/>
+        </w:pict>
+      </w:r>
     </w:p>
     <w:p>
       <w:pPr>
@@ -24221,6 +23887,7 @@
     <w:p>
       <w:pPr>
         <w:pStyle w:val="FirstParagraph"/>
+        <w:ind w:firstLine="420"/>
       </w:pPr>
       <w:r>
         <w:rPr>
@@ -24504,28 +24171,13 @@
     </w:p>
     <w:p>
       <w:pPr>
-        <w:spacing w:before="0" w:after="0"/>
-      </w:pPr>
-    </w:p>
-    <w:p>
-      <w:pPr>
-        <w:spacing w:before="0" w:after="0"/>
-      </w:pPr>
-    </w:p>
-    <w:p>
-      <w:pPr>
-        <w:spacing w:before="0" w:after="0"/>
-      </w:pPr>
-    </w:p>
-    <w:p>
-      <w:pPr>
-        <w:spacing w:before="0" w:after="0"/>
-      </w:pPr>
-    </w:p>
-    <w:p>
-      <w:pPr>
-        <w:spacing w:before="0" w:after="0"/>
-      </w:pPr>
+        <w:spacing w:before="160" w:after="80"/>
+      </w:pPr>
+      <w:r>
+        <w:pict>
+          <v:rect style="width:0;height:1.5pt" o:hralign="center" o:hrstd="t" o:hr="t"/>
+        </w:pict>
+      </w:r>
     </w:p>
     <w:p>
       <w:pPr>
@@ -24566,6 +24218,7 @@
     <w:p>
       <w:pPr>
         <w:pStyle w:val="FirstParagraph"/>
+        <w:ind w:firstLine="420"/>
       </w:pPr>
       <w:r>
         <w:rPr>
@@ -24908,8 +24561,9 @@
       <w:pPr>
         <w:numPr>
           <w:ilvl w:val="0"/>
-          <w:numId w:val="1019"/>
+          <w:numId w:val="1021"/>
         </w:numPr>
+        <w:ind w:firstLine="420"/>
       </w:pPr>
       <w:r>
         <w:rPr>
@@ -24928,8 +24582,9 @@
       <w:pPr>
         <w:numPr>
           <w:ilvl w:val="0"/>
-          <w:numId w:val="1019"/>
+          <w:numId w:val="1021"/>
         </w:numPr>
+        <w:ind w:firstLine="420"/>
       </w:pPr>
       <w:r>
         <w:rPr>
@@ -25013,8 +24668,9 @@
       <w:pPr>
         <w:numPr>
           <w:ilvl w:val="0"/>
-          <w:numId w:val="1019"/>
+          <w:numId w:val="1021"/>
         </w:numPr>
+        <w:ind w:firstLine="420"/>
       </w:pPr>
       <m:oMath>
         <m:r>
@@ -25157,8 +24813,9 @@
       <w:pPr>
         <w:numPr>
           <w:ilvl w:val="0"/>
-          <w:numId w:val="1019"/>
+          <w:numId w:val="1021"/>
         </w:numPr>
+        <w:ind w:firstLine="420"/>
       </w:pPr>
       <w:r>
         <w:rPr>
@@ -25235,43 +24892,13 @@
     </w:p>
     <w:p>
       <w:pPr>
-        <w:spacing w:before="0" w:after="0"/>
-      </w:pPr>
-    </w:p>
-    <w:p>
-      <w:pPr>
-        <w:spacing w:before="0" w:after="0"/>
-      </w:pPr>
-    </w:p>
-    <w:p>
-      <w:pPr>
-        <w:spacing w:before="0" w:after="0"/>
-      </w:pPr>
-    </w:p>
-    <w:p>
-      <w:pPr>
-        <w:spacing w:before="0" w:after="0"/>
-      </w:pPr>
-    </w:p>
-    <w:p>
-      <w:pPr>
-        <w:spacing w:before="0" w:after="0"/>
-      </w:pPr>
-    </w:p>
-    <w:p>
-      <w:pPr>
-        <w:spacing w:before="0" w:after="0"/>
-      </w:pPr>
-    </w:p>
-    <w:p>
-      <w:pPr>
-        <w:spacing w:before="0" w:after="0"/>
-      </w:pPr>
-    </w:p>
-    <w:p>
-      <w:pPr>
-        <w:spacing w:before="0" w:after="0"/>
-      </w:pPr>
+        <w:spacing w:before="160" w:after="80"/>
+      </w:pPr>
+      <w:r>
+        <w:pict>
+          <v:rect style="width:0;height:1.5pt" o:hralign="center" o:hrstd="t" o:hr="t"/>
+        </w:pict>
+      </w:r>
     </w:p>
     <w:p>
       <w:pPr>
@@ -25313,6 +24940,7 @@
       <w:pPr>
         <w:pStyle w:val="FirstParagraph"/>
         <w:spacing w:after="80"/>
+        <w:ind w:firstLine="420"/>
       </w:pPr>
       <w:r>
         <w:rPr>
@@ -25417,15 +25045,16 @@
       <w:tblPr>
         <w:tblStyle w:val="Table"/>
         <w:tblW w:type="auto" w:w="0"/>
+        <w:tblLook w:firstRow="1" w:lastRow="0" w:firstColumn="0" w:lastColumn="0" w:noHBand="0" w:noVBand="0" w:val="0020"/>
+        <w:jc w:val="center"/>
         <w:tblBorders>
-          <w:top w:val="single" w:sz="12" w:space="0" w:color="000000"/>
-          <w:left w:val="none" w:sz="0" w:space="0" w:color="auto"/>
-          <w:bottom w:val="single" w:sz="12" w:space="0" w:color="000000"/>
-          <w:right w:val="none" w:sz="0" w:space="0" w:color="auto"/>
-          <w:insideH w:val="none" w:sz="0" w:space="0" w:color="auto"/>
-          <w:insideV w:val="none" w:sz="0" w:space="0" w:color="auto"/>
+          <w:top w:val="single" w:sz="12" w:space="0" w:color="333333"/>
+          <w:bottom w:val="single" w:sz="12" w:space="0" w:color="333333"/>
+          <w:left w:val="none"/>
+          <w:right w:val="none"/>
+          <w:insideH w:val="none"/>
+          <w:insideV w:val="none"/>
         </w:tblBorders>
-        <w:tblLook w:firstRow="1" w:lastRow="0" w:firstColumn="0" w:lastColumn="0" w:noHBand="0" w:noVBand="0" w:val="0020"/>
       </w:tblPr>
       <w:tblGrid>
         <w:gridCol w:w="1980"/>
@@ -25440,7 +25069,7 @@
         <w:tc>
           <w:tcPr>
             <w:tcBorders>
-              <w:bottom w:val="single" w:sz="8" w:space="0" w:color="000000"/>
+              <w:bottom w:val="single" w:sz="6" w:space="0" w:color="333333"/>
             </w:tcBorders>
           </w:tcPr>
           <w:p>
@@ -25489,7 +25118,7 @@
         <w:tc>
           <w:tcPr>
             <w:tcBorders>
-              <w:bottom w:val="single" w:sz="8" w:space="0" w:color="000000"/>
+              <w:bottom w:val="single" w:sz="6" w:space="0" w:color="333333"/>
             </w:tcBorders>
           </w:tcPr>
           <w:p>
@@ -25509,7 +25138,7 @@
         <w:tc>
           <w:tcPr>
             <w:tcBorders>
-              <w:bottom w:val="single" w:sz="8" w:space="0" w:color="000000"/>
+              <w:bottom w:val="single" w:sz="6" w:space="0" w:color="333333"/>
             </w:tcBorders>
           </w:tcPr>
           <w:p>
@@ -25529,7 +25158,7 @@
         <w:tc>
           <w:tcPr>
             <w:tcBorders>
-              <w:bottom w:val="single" w:sz="8" w:space="0" w:color="000000"/>
+              <w:bottom w:val="single" w:sz="6" w:space="0" w:color="333333"/>
             </w:tcBorders>
           </w:tcPr>
           <w:p>
@@ -25652,6 +25281,7 @@
       <w:pPr>
         <w:pStyle w:val="BodyText"/>
         <w:spacing w:before="120"/>
+        <w:ind w:firstLine="420"/>
       </w:pPr>
       <w:r>
         <w:rPr>
@@ -26209,43 +25839,13 @@
     </w:p>
     <w:p>
       <w:pPr>
-        <w:spacing w:before="0" w:after="0"/>
-      </w:pPr>
-    </w:p>
-    <w:p>
-      <w:pPr>
-        <w:spacing w:before="0" w:after="0"/>
-      </w:pPr>
-    </w:p>
-    <w:p>
-      <w:pPr>
-        <w:spacing w:before="0" w:after="0"/>
-      </w:pPr>
-    </w:p>
-    <w:p>
-      <w:pPr>
-        <w:spacing w:before="0" w:after="0"/>
-      </w:pPr>
-    </w:p>
-    <w:p>
-      <w:pPr>
-        <w:spacing w:before="0" w:after="0"/>
-      </w:pPr>
-    </w:p>
-    <w:p>
-      <w:pPr>
-        <w:spacing w:before="0" w:after="0"/>
-      </w:pPr>
-    </w:p>
-    <w:p>
-      <w:pPr>
-        <w:spacing w:before="0" w:after="0"/>
-      </w:pPr>
-    </w:p>
-    <w:p>
-      <w:pPr>
-        <w:spacing w:before="0" w:after="0"/>
-      </w:pPr>
+        <w:spacing w:before="160" w:after="80"/>
+      </w:pPr>
+      <w:r>
+        <w:pict>
+          <v:rect style="width:0;height:1.5pt" o:hralign="center" o:hrstd="t" o:hr="t"/>
+        </w:pict>
+      </w:r>
     </w:p>
     <w:p>
       <w:pPr>
@@ -26286,6 +25886,7 @@
     <w:p>
       <w:pPr>
         <w:pStyle w:val="FirstParagraph"/>
+        <w:ind w:firstLine="420"/>
       </w:pPr>
       <w:r>
         <w:rPr>
@@ -27119,43 +26720,13 @@
     </w:p>
     <w:p>
       <w:pPr>
-        <w:spacing w:before="0" w:after="0"/>
-      </w:pPr>
-    </w:p>
-    <w:p>
-      <w:pPr>
-        <w:spacing w:before="0" w:after="0"/>
-      </w:pPr>
-    </w:p>
-    <w:p>
-      <w:pPr>
-        <w:spacing w:before="0" w:after="0"/>
-      </w:pPr>
-    </w:p>
-    <w:p>
-      <w:pPr>
-        <w:spacing w:before="0" w:after="0"/>
-      </w:pPr>
-    </w:p>
-    <w:p>
-      <w:pPr>
-        <w:spacing w:before="0" w:after="0"/>
-      </w:pPr>
-    </w:p>
-    <w:p>
-      <w:pPr>
-        <w:spacing w:before="0" w:after="0"/>
-      </w:pPr>
-    </w:p>
-    <w:p>
-      <w:pPr>
-        <w:spacing w:before="0" w:after="0"/>
-      </w:pPr>
-    </w:p>
-    <w:p>
-      <w:pPr>
-        <w:spacing w:before="0" w:after="0"/>
-      </w:pPr>
+        <w:spacing w:before="160" w:after="80"/>
+      </w:pPr>
+      <w:r>
+        <w:pict>
+          <v:rect style="width:0;height:1.5pt" o:hralign="center" o:hrstd="t" o:hr="t"/>
+        </w:pict>
+      </w:r>
     </w:p>
     <w:p>
       <w:pPr>
@@ -27196,6 +26767,7 @@
     <w:p>
       <w:pPr>
         <w:pStyle w:val="FirstParagraph"/>
+        <w:ind w:firstLine="420"/>
       </w:pPr>
       <w:r>
         <w:rPr>
@@ -27419,28 +26991,13 @@
     </w:p>
     <w:p>
       <w:pPr>
-        <w:spacing w:before="0" w:after="0"/>
-      </w:pPr>
-    </w:p>
-    <w:p>
-      <w:pPr>
-        <w:spacing w:before="0" w:after="0"/>
-      </w:pPr>
-    </w:p>
-    <w:p>
-      <w:pPr>
-        <w:spacing w:before="0" w:after="0"/>
-      </w:pPr>
-    </w:p>
-    <w:p>
-      <w:pPr>
-        <w:spacing w:before="0" w:after="0"/>
-      </w:pPr>
-    </w:p>
-    <w:p>
-      <w:pPr>
-        <w:spacing w:before="0" w:after="0"/>
-      </w:pPr>
+        <w:spacing w:before="160" w:after="80"/>
+      </w:pPr>
+      <w:r>
+        <w:pict>
+          <v:rect style="width:0;height:1.5pt" o:hralign="center" o:hrstd="t" o:hr="t"/>
+        </w:pict>
+      </w:r>
     </w:p>
     <w:p>
       <w:pPr>
@@ -27481,6 +27038,7 @@
     <w:p>
       <w:pPr>
         <w:pStyle w:val="FirstParagraph"/>
+        <w:ind w:firstLine="420"/>
       </w:pPr>
       <w:r>
         <w:rPr>
@@ -27695,28 +27253,13 @@
     </w:p>
     <w:p>
       <w:pPr>
-        <w:spacing w:before="0" w:after="0"/>
-      </w:pPr>
-    </w:p>
-    <w:p>
-      <w:pPr>
-        <w:spacing w:before="0" w:after="0"/>
-      </w:pPr>
-    </w:p>
-    <w:p>
-      <w:pPr>
-        <w:spacing w:before="0" w:after="0"/>
-      </w:pPr>
-    </w:p>
-    <w:p>
-      <w:pPr>
-        <w:spacing w:before="0" w:after="0"/>
-      </w:pPr>
-    </w:p>
-    <w:p>
-      <w:pPr>
-        <w:spacing w:before="0" w:after="0"/>
-      </w:pPr>
+        <w:spacing w:before="160" w:after="80"/>
+      </w:pPr>
+      <w:r>
+        <w:pict>
+          <v:rect style="width:0;height:1.5pt" o:hralign="center" o:hrstd="t" o:hr="t"/>
+        </w:pict>
+      </w:r>
     </w:p>
     <w:p>
       <w:pPr>
@@ -27757,6 +27300,7 @@
     <w:p>
       <w:pPr>
         <w:pStyle w:val="FirstParagraph"/>
+        <w:ind w:firstLine="420"/>
       </w:pPr>
       <w:r>
         <w:rPr>
@@ -28040,28 +27584,13 @@
     </w:p>
     <w:p>
       <w:pPr>
-        <w:spacing w:before="0" w:after="0"/>
-      </w:pPr>
-    </w:p>
-    <w:p>
-      <w:pPr>
-        <w:spacing w:before="0" w:after="0"/>
-      </w:pPr>
-    </w:p>
-    <w:p>
-      <w:pPr>
-        <w:spacing w:before="0" w:after="0"/>
-      </w:pPr>
-    </w:p>
-    <w:p>
-      <w:pPr>
-        <w:spacing w:before="0" w:after="0"/>
-      </w:pPr>
-    </w:p>
-    <w:p>
-      <w:pPr>
-        <w:spacing w:before="0" w:after="0"/>
-      </w:pPr>
+        <w:spacing w:before="160" w:after="80"/>
+      </w:pPr>
+      <w:r>
+        <w:pict>
+          <v:rect style="width:0;height:1.5pt" o:hralign="center" o:hrstd="t" o:hr="t"/>
+        </w:pict>
+      </w:r>
     </w:p>
     <w:p>
       <w:pPr>
@@ -28103,6 +27632,7 @@
       <w:pPr>
         <w:pStyle w:val="FirstParagraph"/>
         <w:spacing w:after="80"/>
+        <w:ind w:firstLine="420"/>
       </w:pPr>
       <w:r>
         <w:rPr>
@@ -28139,15 +27669,16 @@
       <w:tblPr>
         <w:tblStyle w:val="Table"/>
         <w:tblW w:type="auto" w:w="0"/>
+        <w:tblLook w:firstRow="1" w:lastRow="0" w:firstColumn="0" w:lastColumn="0" w:noHBand="0" w:noVBand="0" w:val="0020"/>
+        <w:jc w:val="center"/>
         <w:tblBorders>
-          <w:top w:val="single" w:sz="12" w:space="0" w:color="000000"/>
-          <w:left w:val="none" w:sz="0" w:space="0" w:color="auto"/>
-          <w:bottom w:val="single" w:sz="12" w:space="0" w:color="000000"/>
-          <w:right w:val="none" w:sz="0" w:space="0" w:color="auto"/>
-          <w:insideH w:val="none" w:sz="0" w:space="0" w:color="auto"/>
-          <w:insideV w:val="none" w:sz="0" w:space="0" w:color="auto"/>
+          <w:top w:val="single" w:sz="12" w:space="0" w:color="333333"/>
+          <w:bottom w:val="single" w:sz="12" w:space="0" w:color="333333"/>
+          <w:left w:val="none"/>
+          <w:right w:val="none"/>
+          <w:insideH w:val="none"/>
+          <w:insideV w:val="none"/>
         </w:tblBorders>
-        <w:tblLook w:firstRow="1" w:lastRow="0" w:firstColumn="0" w:lastColumn="0" w:noHBand="0" w:noVBand="0" w:val="0020"/>
       </w:tblPr>
       <w:tblGrid>
         <w:gridCol w:w="1584"/>
@@ -28163,7 +27694,7 @@
         <w:tc>
           <w:tcPr>
             <w:tcBorders>
-              <w:bottom w:val="single" w:sz="8" w:space="0" w:color="000000"/>
+              <w:bottom w:val="single" w:sz="6" w:space="0" w:color="333333"/>
             </w:tcBorders>
           </w:tcPr>
           <w:p>
@@ -28176,7 +27707,7 @@
         <w:tc>
           <w:tcPr>
             <w:tcBorders>
-              <w:bottom w:val="single" w:sz="8" w:space="0" w:color="000000"/>
+              <w:bottom w:val="single" w:sz="6" w:space="0" w:color="333333"/>
             </w:tcBorders>
           </w:tcPr>
           <w:p>
@@ -28204,7 +27735,7 @@
         <w:tc>
           <w:tcPr>
             <w:tcBorders>
-              <w:bottom w:val="single" w:sz="8" w:space="0" w:color="000000"/>
+              <w:bottom w:val="single" w:sz="6" w:space="0" w:color="333333"/>
             </w:tcBorders>
           </w:tcPr>
           <w:p>
@@ -28232,7 +27763,7 @@
         <w:tc>
           <w:tcPr>
             <w:tcBorders>
-              <w:bottom w:val="single" w:sz="8" w:space="0" w:color="000000"/>
+              <w:bottom w:val="single" w:sz="6" w:space="0" w:color="333333"/>
             </w:tcBorders>
           </w:tcPr>
           <w:p>
@@ -28252,7 +27783,7 @@
         <w:tc>
           <w:tcPr>
             <w:tcBorders>
-              <w:bottom w:val="single" w:sz="8" w:space="0" w:color="000000"/>
+              <w:bottom w:val="single" w:sz="6" w:space="0" w:color="333333"/>
             </w:tcBorders>
           </w:tcPr>
           <w:p>
@@ -28429,6 +27960,7 @@
       <w:pPr>
         <w:pStyle w:val="BodyText"/>
         <w:spacing w:before="120"/>
+        <w:ind w:firstLine="420"/>
       </w:pPr>
       <w:r>
         <w:rPr>
@@ -28688,43 +28220,13 @@
     </w:p>
     <w:p>
       <w:pPr>
-        <w:spacing w:before="0" w:after="0"/>
-      </w:pPr>
-    </w:p>
-    <w:p>
-      <w:pPr>
-        <w:spacing w:before="0" w:after="0"/>
-      </w:pPr>
-    </w:p>
-    <w:p>
-      <w:pPr>
-        <w:spacing w:before="0" w:after="0"/>
-      </w:pPr>
-    </w:p>
-    <w:p>
-      <w:pPr>
-        <w:spacing w:before="0" w:after="0"/>
-      </w:pPr>
-    </w:p>
-    <w:p>
-      <w:pPr>
-        <w:spacing w:before="0" w:after="0"/>
-      </w:pPr>
-    </w:p>
-    <w:p>
-      <w:pPr>
-        <w:spacing w:before="0" w:after="0"/>
-      </w:pPr>
-    </w:p>
-    <w:p>
-      <w:pPr>
-        <w:spacing w:before="0" w:after="0"/>
-      </w:pPr>
-    </w:p>
-    <w:p>
-      <w:pPr>
-        <w:spacing w:before="0" w:after="0"/>
-      </w:pPr>
+        <w:spacing w:before="160" w:after="80"/>
+      </w:pPr>
+      <w:r>
+        <w:pict>
+          <v:rect style="width:0;height:1.5pt" o:hralign="center" o:hrstd="t" o:hr="t"/>
+        </w:pict>
+      </w:r>
     </w:p>
     <w:p>
       <w:pPr>
@@ -28765,6 +28267,7 @@
     <w:p>
       <w:pPr>
         <w:pStyle w:val="FirstParagraph"/>
+        <w:ind w:firstLine="420"/>
       </w:pPr>
       <w:r>
         <w:rPr>
@@ -28866,28 +28369,13 @@
     </w:p>
     <w:p>
       <w:pPr>
-        <w:spacing w:before="0" w:after="0"/>
-      </w:pPr>
-    </w:p>
-    <w:p>
-      <w:pPr>
-        <w:spacing w:before="0" w:after="0"/>
-      </w:pPr>
-    </w:p>
-    <w:p>
-      <w:pPr>
-        <w:spacing w:before="0" w:after="0"/>
-      </w:pPr>
-    </w:p>
-    <w:p>
-      <w:pPr>
-        <w:spacing w:before="0" w:after="0"/>
-      </w:pPr>
-    </w:p>
-    <w:p>
-      <w:pPr>
-        <w:spacing w:before="0" w:after="0"/>
-      </w:pPr>
+        <w:spacing w:before="160" w:after="80"/>
+      </w:pPr>
+      <w:r>
+        <w:pict>
+          <v:rect style="width:0;height:1.5pt" o:hralign="center" o:hrstd="t" o:hr="t"/>
+        </w:pict>
+      </w:r>
     </w:p>
     <w:p>
       <w:pPr>
@@ -28928,6 +28416,7 @@
     <w:p>
       <w:pPr>
         <w:pStyle w:val="FirstParagraph"/>
+        <w:ind w:firstLine="420"/>
       </w:pPr>
       <w:r>
         <w:rPr>
@@ -28966,8 +28455,9 @@
         <w:pStyle w:val="Compact"/>
         <w:numPr>
           <w:ilvl w:val="0"/>
-          <w:numId w:val="1020"/>
+          <w:numId w:val="1022"/>
         </w:numPr>
+        <w:ind w:firstLine="420"/>
       </w:pPr>
       <w:r>
         <w:rPr>
@@ -28993,8 +28483,9 @@
         <w:pStyle w:val="Compact"/>
         <w:numPr>
           <w:ilvl w:val="0"/>
-          <w:numId w:val="1020"/>
+          <w:numId w:val="1022"/>
         </w:numPr>
+        <w:ind w:firstLine="420"/>
       </w:pPr>
       <w:r>
         <w:rPr>
@@ -29014,8 +28505,9 @@
         <w:pStyle w:val="Compact"/>
         <w:numPr>
           <w:ilvl w:val="0"/>
-          <w:numId w:val="1020"/>
+          <w:numId w:val="1022"/>
         </w:numPr>
+        <w:ind w:firstLine="420"/>
       </w:pPr>
       <w:r>
         <w:rPr>
@@ -29078,9 +28570,10 @@
         <w:pStyle w:val="Compact"/>
         <w:numPr>
           <w:ilvl w:val="0"/>
-          <w:numId w:val="1020"/>
+          <w:numId w:val="1022"/>
         </w:numPr>
         <w:spacing w:after="80"/>
+        <w:ind w:firstLine="420"/>
       </w:pPr>
       <w:r>
         <w:rPr>
@@ -29117,15 +28610,16 @@
       <w:tblPr>
         <w:tblStyle w:val="Table"/>
         <w:tblW w:type="auto" w:w="0"/>
+        <w:tblLook w:firstRow="1" w:lastRow="0" w:firstColumn="0" w:lastColumn="0" w:noHBand="0" w:noVBand="0" w:val="0020"/>
+        <w:jc w:val="center"/>
         <w:tblBorders>
-          <w:top w:val="single" w:sz="12" w:space="0" w:color="000000"/>
-          <w:left w:val="none" w:sz="0" w:space="0" w:color="auto"/>
-          <w:bottom w:val="single" w:sz="12" w:space="0" w:color="000000"/>
-          <w:right w:val="none" w:sz="0" w:space="0" w:color="auto"/>
-          <w:insideH w:val="none" w:sz="0" w:space="0" w:color="auto"/>
-          <w:insideV w:val="none" w:sz="0" w:space="0" w:color="auto"/>
+          <w:top w:val="single" w:sz="12" w:space="0" w:color="333333"/>
+          <w:bottom w:val="single" w:sz="12" w:space="0" w:color="333333"/>
+          <w:left w:val="none"/>
+          <w:right w:val="none"/>
+          <w:insideH w:val="none"/>
+          <w:insideV w:val="none"/>
         </w:tblBorders>
-        <w:tblLook w:firstRow="1" w:lastRow="0" w:firstColumn="0" w:lastColumn="0" w:noHBand="0" w:noVBand="0" w:val="0020"/>
       </w:tblPr>
       <w:tblGrid>
         <w:gridCol w:w="3960"/>
@@ -29138,7 +28632,7 @@
         <w:tc>
           <w:tcPr>
             <w:tcBorders>
-              <w:bottom w:val="single" w:sz="8" w:space="0" w:color="000000"/>
+              <w:bottom w:val="single" w:sz="6" w:space="0" w:color="333333"/>
             </w:tcBorders>
           </w:tcPr>
           <w:p>
@@ -29165,7 +28659,7 @@
         <w:tc>
           <w:tcPr>
             <w:tcBorders>
-              <w:bottom w:val="single" w:sz="8" w:space="0" w:color="000000"/>
+              <w:bottom w:val="single" w:sz="6" w:space="0" w:color="333333"/>
             </w:tcBorders>
           </w:tcPr>
           <w:p>
@@ -29382,9 +28876,10 @@
       <w:pPr>
         <w:numPr>
           <w:ilvl w:val="0"/>
-          <w:numId w:val="1021"/>
+          <w:numId w:val="1023"/>
         </w:numPr>
         <w:spacing w:before="120"/>
+        <w:ind w:firstLine="420"/>
       </w:pPr>
       <w:r>
         <w:rPr>
@@ -29476,8 +28971,9 @@
       <w:pPr>
         <w:numPr>
           <w:ilvl w:val="0"/>
-          <w:numId w:val="1021"/>
+          <w:numId w:val="1023"/>
         </w:numPr>
+        <w:ind w:firstLine="420"/>
       </w:pPr>
       <w:r>
         <w:rPr>
@@ -29568,8 +29064,9 @@
       <w:pPr>
         <w:numPr>
           <w:ilvl w:val="0"/>
-          <w:numId w:val="1021"/>
+          <w:numId w:val="1023"/>
         </w:numPr>
+        <w:ind w:firstLine="420"/>
       </w:pPr>
       <w:r>
         <w:rPr>
@@ -29611,6 +29108,7 @@
     <w:p>
       <w:pPr>
         <w:pStyle w:val="FirstParagraph"/>
+        <w:ind w:firstLine="420"/>
       </w:pPr>
       <w:r>
         <w:rPr>
@@ -29682,43 +29180,13 @@
     </w:p>
     <w:p>
       <w:pPr>
-        <w:spacing w:before="0" w:after="0"/>
-      </w:pPr>
-    </w:p>
-    <w:p>
-      <w:pPr>
-        <w:spacing w:before="0" w:after="0"/>
-      </w:pPr>
-    </w:p>
-    <w:p>
-      <w:pPr>
-        <w:spacing w:before="0" w:after="0"/>
-      </w:pPr>
-    </w:p>
-    <w:p>
-      <w:pPr>
-        <w:spacing w:before="0" w:after="0"/>
-      </w:pPr>
-    </w:p>
-    <w:p>
-      <w:pPr>
-        <w:spacing w:before="0" w:after="0"/>
-      </w:pPr>
-    </w:p>
-    <w:p>
-      <w:pPr>
-        <w:spacing w:before="0" w:after="0"/>
-      </w:pPr>
-    </w:p>
-    <w:p>
-      <w:pPr>
-        <w:spacing w:before="0" w:after="0"/>
-      </w:pPr>
-    </w:p>
-    <w:p>
-      <w:pPr>
-        <w:spacing w:before="0" w:after="0"/>
-      </w:pPr>
+        <w:spacing w:before="160" w:after="80"/>
+      </w:pPr>
+      <w:r>
+        <w:pict>
+          <v:rect style="width:0;height:1.5pt" o:hralign="center" o:hrstd="t" o:hr="t"/>
+        </w:pict>
+      </w:r>
     </w:p>
     <w:p>
       <w:pPr>
@@ -30492,33 +29960,33 @@
     </w:lvlOverride>
   </w:num>
   <w:num w:numId="1012">
-    <w:abstractNumId w:val="99432"/>
+    <w:abstractNumId w:val="99431"/>
     <w:lvlOverride w:ilvl="0">
-      <w:startOverride w:val="2"/>
+      <w:startOverride w:val="1"/>
     </w:lvlOverride>
     <w:lvlOverride w:ilvl="1">
-      <w:startOverride w:val="2"/>
+      <w:startOverride w:val="1"/>
     </w:lvlOverride>
     <w:lvlOverride w:ilvl="2">
-      <w:startOverride w:val="2"/>
+      <w:startOverride w:val="1"/>
     </w:lvlOverride>
     <w:lvlOverride w:ilvl="3">
-      <w:startOverride w:val="2"/>
+      <w:startOverride w:val="1"/>
     </w:lvlOverride>
     <w:lvlOverride w:ilvl="4">
-      <w:startOverride w:val="2"/>
+      <w:startOverride w:val="1"/>
     </w:lvlOverride>
     <w:lvlOverride w:ilvl="5">
-      <w:startOverride w:val="2"/>
+      <w:startOverride w:val="1"/>
     </w:lvlOverride>
     <w:lvlOverride w:ilvl="6">
-      <w:startOverride w:val="2"/>
+      <w:startOverride w:val="1"/>
     </w:lvlOverride>
     <w:lvlOverride w:ilvl="7">
-      <w:startOverride w:val="2"/>
+      <w:startOverride w:val="1"/>
     </w:lvlOverride>
     <w:lvlOverride w:ilvl="8">
-      <w:startOverride w:val="2"/>
+      <w:startOverride w:val="1"/>
     </w:lvlOverride>
   </w:num>
   <w:num w:numId="1013">
@@ -30552,33 +30020,33 @@
     </w:lvlOverride>
   </w:num>
   <w:num w:numId="1014">
-    <w:abstractNumId w:val="99431"/>
+    <w:abstractNumId w:val="99432"/>
     <w:lvlOverride w:ilvl="0">
-      <w:startOverride w:val="1"/>
+      <w:startOverride w:val="2"/>
     </w:lvlOverride>
     <w:lvlOverride w:ilvl="1">
-      <w:startOverride w:val="1"/>
+      <w:startOverride w:val="2"/>
     </w:lvlOverride>
     <w:lvlOverride w:ilvl="2">
-      <w:startOverride w:val="1"/>
+      <w:startOverride w:val="2"/>
     </w:lvlOverride>
     <w:lvlOverride w:ilvl="3">
-      <w:startOverride w:val="1"/>
+      <w:startOverride w:val="2"/>
     </w:lvlOverride>
     <w:lvlOverride w:ilvl="4">
-      <w:startOverride w:val="1"/>
+      <w:startOverride w:val="2"/>
     </w:lvlOverride>
     <w:lvlOverride w:ilvl="5">
-      <w:startOverride w:val="1"/>
+      <w:startOverride w:val="2"/>
     </w:lvlOverride>
     <w:lvlOverride w:ilvl="6">
-      <w:startOverride w:val="1"/>
+      <w:startOverride w:val="2"/>
     </w:lvlOverride>
     <w:lvlOverride w:ilvl="7">
-      <w:startOverride w:val="1"/>
+      <w:startOverride w:val="2"/>
     </w:lvlOverride>
     <w:lvlOverride w:ilvl="8">
-      <w:startOverride w:val="1"/>
+      <w:startOverride w:val="2"/>
     </w:lvlOverride>
   </w:num>
   <w:num w:numId="1015">
@@ -30732,9 +30200,69 @@
     </w:lvlOverride>
   </w:num>
   <w:num w:numId="1020">
+    <w:abstractNumId w:val="99431"/>
+    <w:lvlOverride w:ilvl="0">
+      <w:startOverride w:val="1"/>
+    </w:lvlOverride>
+    <w:lvlOverride w:ilvl="1">
+      <w:startOverride w:val="1"/>
+    </w:lvlOverride>
+    <w:lvlOverride w:ilvl="2">
+      <w:startOverride w:val="1"/>
+    </w:lvlOverride>
+    <w:lvlOverride w:ilvl="3">
+      <w:startOverride w:val="1"/>
+    </w:lvlOverride>
+    <w:lvlOverride w:ilvl="4">
+      <w:startOverride w:val="1"/>
+    </w:lvlOverride>
+    <w:lvlOverride w:ilvl="5">
+      <w:startOverride w:val="1"/>
+    </w:lvlOverride>
+    <w:lvlOverride w:ilvl="6">
+      <w:startOverride w:val="1"/>
+    </w:lvlOverride>
+    <w:lvlOverride w:ilvl="7">
+      <w:startOverride w:val="1"/>
+    </w:lvlOverride>
+    <w:lvlOverride w:ilvl="8">
+      <w:startOverride w:val="1"/>
+    </w:lvlOverride>
+  </w:num>
+  <w:num w:numId="1021">
+    <w:abstractNumId w:val="99431"/>
+    <w:lvlOverride w:ilvl="0">
+      <w:startOverride w:val="1"/>
+    </w:lvlOverride>
+    <w:lvlOverride w:ilvl="1">
+      <w:startOverride w:val="1"/>
+    </w:lvlOverride>
+    <w:lvlOverride w:ilvl="2">
+      <w:startOverride w:val="1"/>
+    </w:lvlOverride>
+    <w:lvlOverride w:ilvl="3">
+      <w:startOverride w:val="1"/>
+    </w:lvlOverride>
+    <w:lvlOverride w:ilvl="4">
+      <w:startOverride w:val="1"/>
+    </w:lvlOverride>
+    <w:lvlOverride w:ilvl="5">
+      <w:startOverride w:val="1"/>
+    </w:lvlOverride>
+    <w:lvlOverride w:ilvl="6">
+      <w:startOverride w:val="1"/>
+    </w:lvlOverride>
+    <w:lvlOverride w:ilvl="7">
+      <w:startOverride w:val="1"/>
+    </w:lvlOverride>
+    <w:lvlOverride w:ilvl="8">
+      <w:startOverride w:val="1"/>
+    </w:lvlOverride>
+  </w:num>
+  <w:num w:numId="1022">
     <w:abstractNumId w:val="991"/>
   </w:num>
-  <w:num w:numId="1021">
+  <w:num w:numId="1023">
     <w:abstractNumId w:val="99731"/>
     <w:lvlOverride w:ilvl="0">
       <w:startOverride w:val="1"/>
@@ -30842,7 +30370,7 @@
     <ns0:rPr>
       <ns0:rFonts ns0:ascii="Times New Roman" ns0:cs="Times New Roman" ns0:eastAsia="SimHei" ns0:hAnsi="Times New Roman"/>
       <ns0:b/>
-      <ns0:color ns0:val="000000"/>
+      <ns0:color ns0:val="17324D"/>
       <ns0:sz ns0:val="44"/>
       <ns0:szCs ns0:val="56"/>
     </ns0:rPr>
@@ -30984,7 +30512,7 @@
     <ns0:rPr>
       <ns0:rFonts ns0:ascii="Times New Roman" ns0:cs="Times New Roman" ns0:eastAsia="SimHei" ns0:hAnsi="Times New Roman"/>
       <ns0:b/>
-      <ns0:color ns0:val="000000"/>
+      <ns0:color ns0:val="17324D"/>
       <ns0:sz ns0:val="32"/>
       <ns0:szCs ns0:val="40"/>
     </ns0:rPr>
@@ -31008,7 +30536,7 @@
     <ns0:rPr>
       <ns0:rFonts ns0:ascii="Times New Roman" ns0:cs="Times New Roman" ns0:eastAsia="SimHei" ns0:hAnsi="Times New Roman"/>
       <ns0:b/>
-      <ns0:color ns0:val="000000"/>
+      <ns0:color ns0:val="17324D"/>
       <ns0:sz ns0:val="28"/>
       <ns0:szCs ns0:val="32"/>
     </ns0:rPr>
@@ -31032,7 +30560,7 @@
     <ns0:rPr>
       <ns0:rFonts ns0:ascii="Times New Roman" ns0:cs="Times New Roman" ns0:eastAsia="SimHei" ns0:hAnsi="Times New Roman"/>
       <ns0:b/>
-      <ns0:color ns0:val="000000"/>
+      <ns0:color ns0:val="17324D"/>
       <ns0:sz ns0:val="25"/>
       <ns0:szCs ns0:val="28"/>
     </ns0:rPr>
